--- a/CAPITULO IV.docx
+++ b/CAPITULO IV.docx
@@ -513,6 +513,7 @@
           <w:rFonts w:ascii="Times New Roman" w:hAnsi="Times New Roman" w:cs="Times New Roman"/>
           <w:sz w:val="24"/>
           <w:szCs w:val="24"/>
+          <w:highlight w:val="none"/>
         </w:rPr>
       </w:r>
     </w:p>
@@ -543,6 +544,14 @@
           <w:szCs w:val="24"/>
         </w:rPr>
         <w:t xml:space="preserve">ón de los proyectos desplegados por estudiantes y contacto directo con estudiante autor de proyecto. </w:t>
+      </w:r>
+      <w:r>
+        <w:rPr>
+          <w:rFonts w:ascii="Times New Roman" w:hAnsi="Times New Roman" w:cs="Times New Roman"/>
+          <w:sz w:val="24"/>
+          <w:szCs w:val="24"/>
+          <w:highlight w:val="none"/>
+        </w:rPr>
       </w:r>
       <w:r>
         <w:rPr>
@@ -1119,10 +1128,18 @@
           <w:highlight w:val="none"/>
         </w:rPr>
       </w:r>
+      <w:r>
+        <w:rPr>
+          <w:rFonts w:ascii="Times New Roman" w:hAnsi="Times New Roman" w:cs="Times New Roman"/>
+          <w:sz w:val="24"/>
+          <w:szCs w:val="24"/>
+          <w:highlight w:val="none"/>
+        </w:rPr>
+      </w:r>
     </w:p>
     <w:tbl>
       <w:tblPr>
-        <w:tblStyle w:val="717"/>
+        <w:tblStyle w:val="721"/>
         <w:tblW w:w="0" w:type="auto"/>
         <w:tblBorders/>
         <w:tblLayout w:type="fixed"/>
@@ -1651,6 +1668,7 @@
               <w:rPr/>
             </w:pPr>
             <w:r/>
+            <w:r/>
           </w:p>
         </w:tc>
         <w:tc>
@@ -1828,6 +1846,7 @@
               <w:rPr/>
             </w:pPr>
             <w:r/>
+            <w:r/>
           </w:p>
         </w:tc>
         <w:tc>
@@ -2293,6 +2312,7 @@
               <w:rPr/>
             </w:pPr>
             <w:r/>
+            <w:r/>
           </w:p>
         </w:tc>
         <w:tc>
@@ -2469,6 +2489,7 @@
               <w:rPr/>
             </w:pPr>
             <w:r/>
+            <w:r/>
           </w:p>
         </w:tc>
         <w:tc>
@@ -2968,6 +2989,7 @@
               <w:rPr/>
             </w:pPr>
             <w:r/>
+            <w:r/>
           </w:p>
         </w:tc>
         <w:tc>
@@ -3147,6 +3169,7 @@
               <w:rPr/>
             </w:pPr>
             <w:r/>
+            <w:r/>
           </w:p>
         </w:tc>
         <w:tc>
@@ -3702,10 +3725,18 @@
           <w:highlight w:val="none"/>
         </w:rPr>
       </w:r>
+      <w:r>
+        <w:rPr>
+          <w:rFonts w:ascii="Times New Roman" w:hAnsi="Times New Roman" w:cs="Times New Roman"/>
+          <w:sz w:val="24"/>
+          <w:szCs w:val="24"/>
+          <w:highlight w:val="none"/>
+        </w:rPr>
+      </w:r>
     </w:p>
     <w:tbl>
       <w:tblPr>
-        <w:tblStyle w:val="717"/>
+        <w:tblStyle w:val="721"/>
         <w:tblW w:w="0" w:type="auto"/>
         <w:tblBorders/>
         <w:tblLayout w:type="fixed"/>
@@ -7276,6 +7307,14 @@
           <w:highlight w:val="none"/>
         </w:rPr>
       </w:r>
+      <w:r>
+        <w:rPr>
+          <w:rFonts w:ascii="Times New Roman" w:hAnsi="Times New Roman" w:eastAsia="Times New Roman" w:cs="Times New Roman"/>
+          <w:sz w:val="24"/>
+          <w:szCs w:val="24"/>
+          <w:highlight w:val="none"/>
+        </w:rPr>
+      </w:r>
     </w:p>
     <w:p>
       <w:pPr>
@@ -7972,7 +8011,6 @@
       </w:pPr>
       <w:r/>
       <w:r/>
-      <w:r/>
     </w:p>
     <w:p>
       <w:pPr>
@@ -8917,6 +8955,19 @@
           <w:highlight w:val="none"/>
         </w:rPr>
       </w:r>
+      <w:r>
+        <w:rPr>
+          <w:highlight w:val="none"/>
+        </w:rPr>
+      </w:r>
+    </w:p>
+    <w:p>
+      <w:pPr>
+        <w:pBdr/>
+        <w:spacing/>
+        <w:ind/>
+        <w:rPr/>
+      </w:pPr>
       <w:r/>
       <w:r/>
     </w:p>
@@ -8929,7 +8980,6 @@
       </w:pPr>
       <w:r/>
       <w:r/>
-      <w:r/>
     </w:p>
     <w:p>
       <w:pPr>
@@ -8938,7 +8988,6 @@
         <w:ind/>
         <w:rPr/>
       </w:pPr>
-      <w:r/>
       <w:r/>
       <w:r/>
     </w:p>
@@ -8951,7 +9000,6 @@
       </w:pPr>
       <w:r/>
       <w:r/>
-      <w:r/>
     </w:p>
     <w:p>
       <w:pPr>
@@ -8960,7 +9008,6 @@
         <w:ind/>
         <w:rPr/>
       </w:pPr>
-      <w:r/>
       <w:r/>
       <w:r/>
     </w:p>
@@ -8973,7 +9020,6 @@
       </w:pPr>
       <w:r/>
       <w:r/>
-      <w:r/>
     </w:p>
     <w:p>
       <w:pPr>
@@ -8982,7 +9028,6 @@
         <w:ind/>
         <w:rPr/>
       </w:pPr>
-      <w:r/>
       <w:r/>
       <w:r/>
     </w:p>
@@ -8995,7 +9040,6 @@
       </w:pPr>
       <w:r/>
       <w:r/>
-      <w:r/>
     </w:p>
     <w:p>
       <w:pPr>
@@ -9004,7 +9048,6 @@
         <w:ind/>
         <w:rPr/>
       </w:pPr>
-      <w:r/>
       <w:r/>
       <w:r/>
     </w:p>
@@ -9017,7 +9060,6 @@
       </w:pPr>
       <w:r/>
       <w:r/>
-      <w:r/>
     </w:p>
     <w:p>
       <w:pPr>
@@ -9026,7 +9068,6 @@
         <w:ind/>
         <w:rPr/>
       </w:pPr>
-      <w:r/>
       <w:r/>
       <w:r/>
     </w:p>
@@ -9039,7 +9080,6 @@
       </w:pPr>
       <w:r/>
       <w:r/>
-      <w:r/>
     </w:p>
     <w:p>
       <w:pPr>
@@ -9048,7 +9088,6 @@
         <w:ind/>
         <w:rPr/>
       </w:pPr>
-      <w:r/>
       <w:r/>
       <w:r/>
     </w:p>
@@ -9061,7 +9100,6 @@
       </w:pPr>
       <w:r/>
       <w:r/>
-      <w:r/>
     </w:p>
     <w:p>
       <w:pPr>
@@ -9070,7 +9108,6 @@
         <w:ind/>
         <w:rPr/>
       </w:pPr>
-      <w:r/>
       <w:r/>
       <w:r/>
     </w:p>
@@ -9083,7 +9120,6 @@
       </w:pPr>
       <w:r/>
       <w:r/>
-      <w:r/>
     </w:p>
     <w:p>
       <w:pPr>
@@ -9092,7 +9128,6 @@
         <w:ind/>
         <w:rPr/>
       </w:pPr>
-      <w:r/>
       <w:r/>
       <w:r/>
     </w:p>
@@ -9105,7 +9140,6 @@
       </w:pPr>
       <w:r/>
       <w:r/>
-      <w:r/>
     </w:p>
     <w:p>
       <w:pPr>
@@ -9114,7 +9148,6 @@
         <w:ind/>
         <w:rPr/>
       </w:pPr>
-      <w:r/>
       <w:r/>
       <w:r/>
     </w:p>
@@ -9125,17 +9158,6 @@
         <w:ind/>
         <w:rPr/>
       </w:pPr>
-      <w:r/>
-      <w:r/>
-      <w:r/>
-    </w:p>
-    <w:p>
-      <w:pPr>
-        <w:pBdr/>
-        <w:spacing/>
-        <w:ind/>
-        <w:rPr/>
-      </w:pPr>
       <w:r>
         <w:rPr>
           <w:highlight w:val="none"/>
@@ -9146,11 +9168,7 @@
           <w:highlight w:val="none"/>
         </w:rPr>
       </w:r>
-      <w:r>
-        <w:rPr>
-          <w:highlight w:val="none"/>
-        </w:rPr>
-      </w:r>
+      <w:r/>
     </w:p>
     <w:p>
       <w:pPr>
@@ -9228,10 +9246,16 @@
           <w:i/>
         </w:rPr>
       </w:r>
+      <w:r>
+        <w:rPr>
+          <w:bCs/>
+          <w:i/>
+        </w:rPr>
+      </w:r>
     </w:p>
     <w:tbl>
       <w:tblPr>
-        <w:tblStyle w:val="717"/>
+        <w:tblStyle w:val="721"/>
         <w:tblW w:w="0" w:type="auto"/>
         <w:tblBorders/>
         <w:tblLayout w:type="fixed"/>
@@ -11800,15 +11824,6 @@
           <w:highlight w:val="none"/>
         </w:rPr>
       </w:r>
-      <w:r/>
-    </w:p>
-    <w:p>
-      <w:pPr>
-        <w:pBdr/>
-        <w:spacing/>
-        <w:ind/>
-        <w:rPr/>
-      </w:pPr>
       <w:r>
         <w:rPr>
           <w:rFonts w:ascii="Times New Roman" w:hAnsi="Times New Roman" w:eastAsia="Times New Roman" w:cs="Times New Roman"/>
@@ -11817,6 +11832,14 @@
           <w:highlight w:val="none"/>
         </w:rPr>
       </w:r>
+    </w:p>
+    <w:p>
+      <w:pPr>
+        <w:pBdr/>
+        <w:spacing/>
+        <w:ind/>
+        <w:rPr/>
+      </w:pPr>
       <w:r>
         <w:rPr>
           <w:rFonts w:ascii="Times New Roman" w:hAnsi="Times New Roman" w:eastAsia="Times New Roman" w:cs="Times New Roman"/>
@@ -11833,6 +11856,7 @@
           <w:highlight w:val="none"/>
         </w:rPr>
       </w:r>
+      <w:r/>
     </w:p>
     <w:p>
       <w:pPr>
@@ -11891,8 +11915,8 @@
       </w:r>
       <w:r>
         <w:rPr>
+          <w:bCs/>
           <w:i/>
-          <w:iCs/>
         </w:rPr>
       </w:r>
       <w:r>
@@ -11942,7 +11966,7 @@
                       </pic:nvPicPr>
                       <pic:blipFill rotWithShape="1">
                         <a:blip r:embed="rId9"/>
-                        <a:srcRect l="14687" t="617" r="13619" b="10856"/>
+                        <a:srcRect l="14687" t="617" r="13619" b="10855"/>
                         <a:stretch/>
                       </pic:blipFill>
                       <pic:spPr bwMode="auto">
@@ -11982,7 +12006,7 @@
                 <o:lock v:ext="edit" aspectratio="t"/>
               </v:shapetype>
               <v:shape id="_x0000_i0" o:spid="_x0000_s0" type="#_x0000_t75" style="width:441.81pt;height:254.21pt;mso-wrap-distance-left:0.00pt;mso-wrap-distance-top:0.00pt;mso-wrap-distance-right:0.00pt;mso-wrap-distance-bottom:0.00pt;z-index:1;" stroked="false">
-                <v:imagedata r:id="rId9" o:title="" croptop="404f" cropleft="9625f" cropbottom="7115f" cropright="8925f"/>
+                <v:imagedata r:id="rId9" o:title="" croptop="404f" cropleft="9625f" cropbottom="7114f" cropright="8925f"/>
                 <o:lock v:ext="edit" rotation="t"/>
               </v:shape>
             </w:pict>
@@ -11997,7 +12021,11 @@
           <w:highlight w:val="none"/>
         </w:rPr>
       </w:r>
-      <w:r/>
+      <w:r>
+        <w:rPr>
+          <w:highlight w:val="none"/>
+        </w:rPr>
+      </w:r>
     </w:p>
     <w:p>
       <w:pPr>
@@ -12159,7 +12187,7 @@
           <w:szCs w:val="24"/>
           <w:highlight w:val="none"/>
         </w:rPr>
-        <w:t xml:space="preserve">El sistema inicia la compilación asíncrona mediante Cloud Native Buildpacks y muestra los registros de construcción en una consola interactiva, eliminando la necesidad de escribir manifiestos de empaquetado, como se muestra en la Figura 4.</w:t>
+        <w:t xml:space="preserve">El sistema inicia la compilación asíncrona mediante Cloud Native Buildpacks y muestra los registros de construcción en una consola interactiva, eliminando la necesidad de escribir manifiestos de empaquetado, como se muestra en la Figura 4 y Figura 5.</w:t>
       </w:r>
       <w:r>
         <w:rPr>
@@ -12169,24 +12197,6 @@
           <w:highlight w:val="none"/>
         </w:rPr>
       </w:r>
-      <w:r/>
-      <w:r>
-        <w:rPr>
-          <w:rFonts w:ascii="Times New Roman" w:hAnsi="Times New Roman" w:eastAsia="Times New Roman" w:cs="Times New Roman"/>
-          <w:sz w:val="24"/>
-          <w:szCs w:val="24"/>
-          <w:highlight w:val="none"/>
-        </w:rPr>
-      </w:r>
-      <w:r>
-        <w:rPr>
-          <w:rFonts w:ascii="Times New Roman" w:hAnsi="Times New Roman" w:eastAsia="Times New Roman" w:cs="Times New Roman"/>
-          <w:sz w:val="24"/>
-          <w:szCs w:val="24"/>
-          <w:highlight w:val="none"/>
-        </w:rPr>
-      </w:r>
-      <w:r/>
       <w:r/>
     </w:p>
     <w:p>
@@ -12226,6 +12236,9 @@
     <w:p>
       <w:pPr>
         <w:pBdr/>
+        <w:tabs>
+          <w:tab w:val="center" w:leader="none" w:pos="4677"/>
+        </w:tabs>
         <w:spacing/>
         <w:ind/>
         <w:rPr>
@@ -12242,12 +12255,12 @@
           <w:szCs w:val="24"/>
           <w:highlight w:val="none"/>
         </w:rPr>
-        <w:t xml:space="preserve">Formulario de vinculación de repositorio y terminal de compilación en tiempo real</w:t>
+        <w:t xml:space="preserve">Formulario de despliegue de proyecto</w:t>
       </w:r>
       <w:r>
         <w:rPr>
+          <w:bCs/>
           <w:i/>
-          <w:iCs/>
         </w:rPr>
       </w:r>
       <w:r>
@@ -12262,7 +12275,9 @@
         <w:pBdr/>
         <w:spacing/>
         <w:ind/>
-        <w:rPr/>
+        <w:rPr>
+          <w:highlight w:val="none"/>
+        </w:rPr>
       </w:pPr>
       <w:r>
         <w:rPr>
@@ -12271,8 +12286,86 @@
           <w:szCs w:val="24"/>
           <w:highlight w:val="none"/>
         </w:rPr>
-        <w:t xml:space="preserve">[INSERTAR AQUÍ CAPTURA DE PANTALLA: Pantalla de creación de proyecto y consola con los logs de compilación de Buildpacks]</w:t>
       </w:r>
+      <w:r>
+        <mc:AlternateContent>
+          <mc:Choice Requires="wpg">
+            <w:drawing>
+              <wp:inline xmlns:wp="http://schemas.openxmlformats.org/drawingml/2006/wordprocessingDrawing" distT="0" distB="0" distL="0" distR="0">
+                <wp:extent cx="5750265" cy="2680937"/>
+                <wp:effectExtent l="0" t="0" r="0" b="0"/>
+                <wp:docPr id="2" name=""/>
+                <wp:cNvGraphicFramePr>
+                  <a:graphicFrameLocks xmlns:a="http://schemas.openxmlformats.org/drawingml/2006/main" noChangeAspect="1"/>
+                </wp:cNvGraphicFramePr>
+                <a:graphic xmlns:a="http://schemas.openxmlformats.org/drawingml/2006/main">
+                  <a:graphicData uri="http://schemas.openxmlformats.org/drawingml/2006/picture">
+                    <pic:pic xmlns:pic="http://schemas.openxmlformats.org/drawingml/2006/picture">
+                      <pic:nvPicPr>
+                        <pic:cNvPr id="1212645505" name=""/>
+                        <pic:cNvPicPr>
+                          <a:picLocks noChangeAspect="1"/>
+                        </pic:cNvPicPr>
+                        <pic:nvPr/>
+                      </pic:nvPicPr>
+                      <pic:blipFill rotWithShape="1">
+                        <a:blip r:embed="rId10"/>
+                        <a:srcRect l="0" t="3312" r="0" b="0"/>
+                        <a:stretch/>
+                      </pic:blipFill>
+                      <pic:spPr bwMode="auto">
+                        <a:xfrm flipH="0" flipV="0">
+                          <a:off x="0" y="0"/>
+                          <a:ext cx="5750264" cy="2680937"/>
+                        </a:xfrm>
+                        <a:prstGeom prst="rect">
+                          <a:avLst/>
+                        </a:prstGeom>
+                      </pic:spPr>
+                    </pic:pic>
+                  </a:graphicData>
+                </a:graphic>
+              </wp:inline>
+            </w:drawing>
+          </mc:Choice>
+          <mc:Fallback>
+            <w:pict>
+              <v:shapetype id="_x0000_t75" coordsize="21600,21600" o:spt="75" o:preferrelative="t" path="m@4@5l@4@11@9@11@9@5xe" filled="f" stroked="f">
+                <v:stroke joinstyle="miter"/>
+                <v:formulas>
+                  <v:f eqn="if lineDrawn pixelLineWidth 0"/>
+                  <v:f eqn="sum @0 1 0"/>
+                  <v:f eqn="sum 0 0 @1"/>
+                  <v:f eqn="prod @2 1 2"/>
+                  <v:f eqn="prod @3 21600 pixelWidth"/>
+                  <v:f eqn="prod @3 21600 pixelHeight"/>
+                  <v:f eqn="sum @0 0 1"/>
+                  <v:f eqn="prod @6 1 2"/>
+                  <v:f eqn="prod @7 21600 pixelWidth"/>
+                  <v:f eqn="sum @8 21600 0"/>
+                  <v:f eqn="prod @7 21600 pixelHeight"/>
+                  <v:f eqn="sum @10 21600 0"/>
+                </v:formulas>
+                <v:path o:extrusionok="f" gradientshapeok="t" o:connecttype="rect"/>
+                <o:lock v:ext="edit" aspectratio="t"/>
+              </v:shapetype>
+              <v:shape id="_x0000_i1" o:spid="_x0000_s1" type="#_x0000_t75" style="width:452.78pt;height:211.10pt;mso-wrap-distance-left:0.00pt;mso-wrap-distance-top:0.00pt;mso-wrap-distance-right:0.00pt;mso-wrap-distance-bottom:0.00pt;z-index:1;" stroked="false">
+                <v:imagedata r:id="rId10" o:title="" croptop="2171f" cropleft="0f" cropbottom="0f" cropright="0f"/>
+                <o:lock v:ext="edit" rotation="t"/>
+              </v:shape>
+            </w:pict>
+          </mc:Fallback>
+        </mc:AlternateContent>
+      </w:r>
+      <w:r>
+        <w:rPr>
+          <w:rFonts w:ascii="Times New Roman" w:hAnsi="Times New Roman" w:eastAsia="Times New Roman" w:cs="Times New Roman"/>
+          <w:sz w:val="24"/>
+          <w:szCs w:val="24"/>
+          <w:highlight w:val="none"/>
+        </w:rPr>
+      </w:r>
+      <w:r/>
       <w:r>
         <w:rPr>
           <w:rFonts w:ascii="Times New Roman" w:hAnsi="Times New Roman" w:eastAsia="Times New Roman" w:cs="Times New Roman"/>
@@ -12319,7 +12412,7 @@
           <w:szCs w:val="24"/>
           <w:highlight w:val="none"/>
         </w:rPr>
-        <w:t xml:space="preserve">Evidencia de la ejecución automatizada del builder sin necesidad de configurar un Dockerfile.</w:t>
+        <w:t xml:space="preserve">Vista de formulario de despliegue de proyecto.</w:t>
       </w:r>
       <w:r/>
     </w:p>
@@ -12330,30 +12423,13 @@
         <w:ind/>
         <w:rPr/>
       </w:pPr>
-      <w:r>
-        <w:rPr>
-          <w:rFonts w:ascii="Times New Roman" w:hAnsi="Times New Roman" w:eastAsia="Times New Roman" w:cs="Times New Roman"/>
-          <w:sz w:val="24"/>
-          <w:szCs w:val="24"/>
-          <w:highlight w:val="none"/>
-        </w:rPr>
-      </w:r>
-      <w:r>
-        <w:rPr>
-          <w:rFonts w:ascii="Times New Roman" w:hAnsi="Times New Roman" w:eastAsia="Times New Roman" w:cs="Times New Roman"/>
-          <w:sz w:val="24"/>
-          <w:szCs w:val="24"/>
-          <w:highlight w:val="none"/>
-        </w:rPr>
-      </w:r>
+      <w:r/>
+      <w:r/>
       <w:r/>
     </w:p>
     <w:p>
       <w:pPr>
         <w:pBdr/>
-        <w:tabs>
-          <w:tab w:val="left" w:leader="none" w:pos="2591"/>
-        </w:tabs>
         <w:spacing/>
         <w:ind/>
         <w:rPr>
@@ -12370,7 +12446,163 @@
           <w:szCs w:val="24"/>
           <w:highlight w:val="none"/>
         </w:rPr>
+        <w:t xml:space="preserve">Figura 5</w:t>
       </w:r>
+      <w:r>
+        <w:rPr>
+          <w:b/>
+          <w:bCs/>
+        </w:rPr>
+      </w:r>
+      <w:r>
+        <w:rPr>
+          <w:b/>
+          <w:bCs/>
+        </w:rPr>
+      </w:r>
+    </w:p>
+    <w:p>
+      <w:pPr>
+        <w:pBdr/>
+        <w:spacing/>
+        <w:ind/>
+        <w:rPr>
+          <w:bCs/>
+          <w:i/>
+        </w:rPr>
+      </w:pPr>
+      <w:r>
+        <w:rPr>
+          <w:i/>
+          <w:iCs/>
+        </w:rPr>
+      </w:r>
+      <w:r>
+        <w:rPr>
+          <w:i/>
+          <w:iCs/>
+        </w:rPr>
+        <w:t xml:space="preserve">Terminal de despliegue de proyecto en tiempo real</w:t>
+      </w:r>
+      <w:r>
+        <w:rPr>
+          <w:i/>
+          <w:iCs/>
+        </w:rPr>
+      </w:r>
+      <w:r>
+        <w:rPr>
+          <w:i/>
+          <w:iCs/>
+        </w:rPr>
+      </w:r>
+    </w:p>
+    <w:p>
+      <w:pPr>
+        <w:pBdr/>
+        <w:spacing/>
+        <w:ind/>
+        <w:rPr>
+          <w:rFonts w:ascii="Times New Roman" w:hAnsi="Times New Roman" w:eastAsia="Times New Roman" w:cs="Times New Roman"/>
+          <w:sz w:val="24"/>
+          <w:szCs w:val="24"/>
+          <w:highlight w:val="none"/>
+        </w:rPr>
+      </w:pPr>
+      <w:r>
+        <w:rPr>
+          <w:rFonts w:ascii="Times New Roman" w:hAnsi="Times New Roman" w:eastAsia="Times New Roman" w:cs="Times New Roman"/>
+          <w:sz w:val="24"/>
+          <w:szCs w:val="24"/>
+          <w:highlight w:val="none"/>
+        </w:rPr>
+      </w:r>
+      <w:r>
+        <mc:AlternateContent>
+          <mc:Choice Requires="wpg">
+            <w:drawing>
+              <wp:inline xmlns:wp="http://schemas.openxmlformats.org/drawingml/2006/wordprocessingDrawing" distT="0" distB="0" distL="0" distR="0">
+                <wp:extent cx="5750265" cy="2684855"/>
+                <wp:effectExtent l="0" t="0" r="0" b="0"/>
+                <wp:docPr id="3" name=""/>
+                <wp:cNvGraphicFramePr>
+                  <a:graphicFrameLocks xmlns:a="http://schemas.openxmlformats.org/drawingml/2006/main" noChangeAspect="1"/>
+                </wp:cNvGraphicFramePr>
+                <a:graphic xmlns:a="http://schemas.openxmlformats.org/drawingml/2006/main">
+                  <a:graphicData uri="http://schemas.openxmlformats.org/drawingml/2006/picture">
+                    <pic:pic xmlns:pic="http://schemas.openxmlformats.org/drawingml/2006/picture">
+                      <pic:nvPicPr>
+                        <pic:cNvPr id="1369672280" name=""/>
+                        <pic:cNvPicPr>
+                          <a:picLocks noChangeAspect="1"/>
+                        </pic:cNvPicPr>
+                        <pic:nvPr/>
+                      </pic:nvPicPr>
+                      <pic:blipFill rotWithShape="1">
+                        <a:blip r:embed="rId11"/>
+                        <a:stretch/>
+                      </pic:blipFill>
+                      <pic:spPr bwMode="auto">
+                        <a:xfrm flipH="0" flipV="0">
+                          <a:off x="0" y="0"/>
+                          <a:ext cx="5750264" cy="2684855"/>
+                        </a:xfrm>
+                        <a:prstGeom prst="rect">
+                          <a:avLst/>
+                        </a:prstGeom>
+                      </pic:spPr>
+                    </pic:pic>
+                  </a:graphicData>
+                </a:graphic>
+              </wp:inline>
+            </w:drawing>
+          </mc:Choice>
+          <mc:Fallback>
+            <w:pict>
+              <v:shapetype id="_x0000_t75" coordsize="21600,21600" o:spt="75" o:preferrelative="t" path="m@4@5l@4@11@9@11@9@5xe" filled="f" stroked="f">
+                <v:stroke joinstyle="miter"/>
+                <v:formulas>
+                  <v:f eqn="if lineDrawn pixelLineWidth 0"/>
+                  <v:f eqn="sum @0 1 0"/>
+                  <v:f eqn="sum 0 0 @1"/>
+                  <v:f eqn="prod @2 1 2"/>
+                  <v:f eqn="prod @3 21600 pixelWidth"/>
+                  <v:f eqn="prod @3 21600 pixelHeight"/>
+                  <v:f eqn="sum @0 0 1"/>
+                  <v:f eqn="prod @6 1 2"/>
+                  <v:f eqn="prod @7 21600 pixelWidth"/>
+                  <v:f eqn="sum @8 21600 0"/>
+                  <v:f eqn="prod @7 21600 pixelHeight"/>
+                  <v:f eqn="sum @10 21600 0"/>
+                </v:formulas>
+                <v:path o:extrusionok="f" gradientshapeok="t" o:connecttype="rect"/>
+                <o:lock v:ext="edit" aspectratio="t"/>
+              </v:shapetype>
+              <v:shape id="_x0000_i2" o:spid="_x0000_s2" type="#_x0000_t75" style="width:452.78pt;height:211.41pt;mso-wrap-distance-left:0.00pt;mso-wrap-distance-top:0.00pt;mso-wrap-distance-right:0.00pt;mso-wrap-distance-bottom:0.00pt;z-index:1;" stroked="false">
+                <v:imagedata r:id="rId11" o:title=""/>
+                <o:lock v:ext="edit" rotation="t"/>
+              </v:shape>
+            </w:pict>
+          </mc:Fallback>
+        </mc:AlternateContent>
+      </w:r>
+      <w:r>
+        <w:rPr>
+          <w:rFonts w:ascii="Times New Roman" w:hAnsi="Times New Roman" w:eastAsia="Times New Roman" w:cs="Times New Roman"/>
+          <w:sz w:val="24"/>
+          <w:szCs w:val="24"/>
+          <w:highlight w:val="none"/>
+        </w:rPr>
+      </w:r>
+      <w:r/>
+    </w:p>
+    <w:p>
+      <w:pPr>
+        <w:pBdr/>
+        <w:spacing/>
+        <w:ind/>
+        <w:rPr/>
+      </w:pPr>
       <w:r>
         <w:rPr>
           <w:rFonts w:ascii="Times New Roman" w:hAnsi="Times New Roman" w:eastAsia="Times New Roman" w:cs="Times New Roman"/>
@@ -12380,7 +12612,7 @@
           <w:szCs w:val="24"/>
           <w:highlight w:val="none"/>
         </w:rPr>
-        <w:t xml:space="preserve">4.3.2.</w:t>
+        <w:t xml:space="preserve">Nota.</w:t>
       </w:r>
       <w:r>
         <w:rPr>
@@ -12391,15 +12623,89 @@
           <w:szCs w:val="24"/>
           <w:highlight w:val="none"/>
         </w:rPr>
-        <w:t xml:space="preserve">3</w:t>
+        <w:t xml:space="preserve"> </w:t>
       </w:r>
       <w:r>
         <w:rPr>
+          <w:rFonts w:ascii="Times New Roman" w:hAnsi="Times New Roman" w:eastAsia="Times New Roman" w:cs="Times New Roman"/>
+          <w:sz w:val="24"/>
+          <w:szCs w:val="24"/>
+          <w:highlight w:val="none"/>
+        </w:rPr>
+        <w:t xml:space="preserve">Evidencia de la ejecución automatizada del builder sin necesidad de configurar un Dockerfile.</w:t>
+      </w:r>
+      <w:r/>
+      <w:r/>
+    </w:p>
+    <w:p>
+      <w:pPr>
+        <w:pBdr/>
+        <w:spacing/>
+        <w:ind/>
+        <w:rPr/>
+      </w:pPr>
+      <w:r/>
+      <w:r/>
+      <w:r/>
+    </w:p>
+    <w:p>
+      <w:pPr>
+        <w:pBdr/>
+        <w:spacing/>
+        <w:ind/>
+        <w:rPr/>
+      </w:pPr>
+      <w:r/>
+      <w:r/>
+    </w:p>
+    <w:p>
+      <w:pPr>
+        <w:pBdr/>
+        <w:spacing/>
+        <w:ind/>
+        <w:rPr/>
+      </w:pPr>
+      <w:r/>
+      <w:r/>
+      <w:r/>
+    </w:p>
+    <w:p>
+      <w:pPr>
+        <w:pBdr/>
+        <w:spacing/>
+        <w:ind/>
+        <w:rPr/>
+      </w:pPr>
+      <w:r>
+        <w:rPr>
+          <w:rFonts w:ascii="Times New Roman" w:hAnsi="Times New Roman" w:eastAsia="Times New Roman" w:cs="Times New Roman"/>
+          <w:sz w:val="24"/>
+          <w:szCs w:val="24"/>
+          <w:highlight w:val="none"/>
+        </w:rPr>
+      </w:r>
+      <w:r>
+        <w:rPr>
+          <w:rFonts w:ascii="Times New Roman" w:hAnsi="Times New Roman" w:eastAsia="Times New Roman" w:cs="Times New Roman"/>
+          <w:sz w:val="24"/>
+          <w:szCs w:val="24"/>
+          <w:highlight w:val="none"/>
+        </w:rPr>
+      </w:r>
+    </w:p>
+    <w:p>
+      <w:pPr>
+        <w:pBdr/>
+        <w:tabs>
+          <w:tab w:val="left" w:leader="none" w:pos="2591"/>
+        </w:tabs>
+        <w:spacing/>
+        <w:ind/>
+        <w:rPr>
           <w:b/>
           <w:bCs/>
         </w:rPr>
-        <w:t xml:space="preserve"> </w:t>
-      </w:r>
+      </w:pPr>
       <w:r>
         <w:rPr>
           <w:rFonts w:ascii="Times New Roman" w:hAnsi="Times New Roman" w:eastAsia="Times New Roman" w:cs="Times New Roman"/>
@@ -12409,83 +12715,7 @@
           <w:szCs w:val="24"/>
           <w:highlight w:val="none"/>
         </w:rPr>
-        <w:t xml:space="preserve">Supervisión de contenedores y demostración en vivo</w:t>
       </w:r>
-      <w:r>
-        <w:rPr>
-          <w:b/>
-          <w:bCs/>
-        </w:rPr>
-      </w:r>
-      <w:r>
-        <w:rPr>
-          <w:b/>
-          <w:bCs/>
-        </w:rPr>
-      </w:r>
-    </w:p>
-    <w:p>
-      <w:pPr>
-        <w:pBdr/>
-        <w:spacing/>
-        <w:ind/>
-        <w:rPr/>
-      </w:pPr>
-      <w:r>
-        <w:rPr>
-          <w:rFonts w:ascii="Times New Roman" w:hAnsi="Times New Roman" w:eastAsia="Times New Roman" w:cs="Times New Roman"/>
-          <w:sz w:val="24"/>
-          <w:szCs w:val="24"/>
-          <w:highlight w:val="none"/>
-        </w:rPr>
-        <w:t xml:space="preserve">Después de finalizar el ciclo de compilación, la plataforma asigna un subdominio público único, accesible a través de un proxy inverso.</w:t>
-      </w:r>
-      <w:r>
-        <w:rPr>
-          <w:rFonts w:ascii="Times New Roman" w:hAnsi="Times New Roman" w:eastAsia="Times New Roman" w:cs="Times New Roman"/>
-          <w:sz w:val="24"/>
-          <w:szCs w:val="24"/>
-          <w:highlight w:val="none"/>
-        </w:rPr>
-      </w:r>
-      <w:r/>
-    </w:p>
-    <w:p>
-      <w:pPr>
-        <w:pBdr/>
-        <w:spacing/>
-        <w:ind/>
-        <w:rPr/>
-      </w:pPr>
-      <w:r>
-        <w:rPr>
-          <w:rFonts w:ascii="Times New Roman" w:hAnsi="Times New Roman" w:eastAsia="Times New Roman" w:cs="Times New Roman"/>
-          <w:sz w:val="24"/>
-          <w:szCs w:val="24"/>
-          <w:highlight w:val="none"/>
-        </w:rPr>
-        <w:t xml:space="preserve">La vista de detalles permite al estudiante vigilar el estado del contenedor, acceder a los registros en vivo y verificar el enlace de producción donde se aloja el sistema desarrollado, como se muestra en la Figura 5.</w:t>
-      </w:r>
-      <w:r>
-        <w:rPr>
-          <w:rFonts w:ascii="Times New Roman" w:hAnsi="Times New Roman" w:eastAsia="Times New Roman" w:cs="Times New Roman"/>
-          <w:sz w:val="24"/>
-          <w:szCs w:val="24"/>
-          <w:highlight w:val="none"/>
-        </w:rPr>
-      </w:r>
-      <w:r/>
-    </w:p>
-    <w:p>
-      <w:pPr>
-        <w:pBdr/>
-        <w:spacing/>
-        <w:ind/>
-        <w:rPr>
-          <w:b/>
-          <w:bCs/>
-        </w:rPr>
-      </w:pPr>
       <w:r>
         <w:rPr>
           <w:rFonts w:ascii="Times New Roman" w:hAnsi="Times New Roman" w:eastAsia="Times New Roman" w:cs="Times New Roman"/>
@@ -12495,13 +12725,129 @@
           <w:szCs w:val="24"/>
           <w:highlight w:val="none"/>
         </w:rPr>
-        <w:t xml:space="preserve">Figura 5</w:t>
+        <w:t xml:space="preserve">4.3.2.</w:t>
       </w:r>
       <w:r>
         <w:rPr>
+          <w:rFonts w:ascii="Times New Roman" w:hAnsi="Times New Roman" w:eastAsia="Times New Roman" w:cs="Times New Roman"/>
           <w:b/>
           <w:bCs/>
-        </w:rPr>
+          <w:sz w:val="24"/>
+          <w:szCs w:val="24"/>
+          <w:highlight w:val="none"/>
+        </w:rPr>
+        <w:t xml:space="preserve">3</w:t>
+      </w:r>
+      <w:r>
+        <w:rPr>
+          <w:b/>
+          <w:bCs/>
+        </w:rPr>
+        <w:t xml:space="preserve"> </w:t>
+      </w:r>
+      <w:r>
+        <w:rPr>
+          <w:rFonts w:ascii="Times New Roman" w:hAnsi="Times New Roman" w:eastAsia="Times New Roman" w:cs="Times New Roman"/>
+          <w:b/>
+          <w:bCs/>
+          <w:sz w:val="24"/>
+          <w:szCs w:val="24"/>
+          <w:highlight w:val="none"/>
+        </w:rPr>
+        <w:t xml:space="preserve">Supervisión de contenedores y demostración en vivo</w:t>
+      </w:r>
+      <w:r>
+        <w:rPr>
+          <w:b/>
+          <w:bCs/>
+        </w:rPr>
+      </w:r>
+      <w:r>
+        <w:rPr>
+          <w:b/>
+          <w:bCs/>
+        </w:rPr>
+      </w:r>
+    </w:p>
+    <w:p>
+      <w:pPr>
+        <w:pBdr/>
+        <w:spacing/>
+        <w:ind/>
+        <w:rPr/>
+      </w:pPr>
+      <w:r>
+        <w:rPr>
+          <w:rFonts w:ascii="Times New Roman" w:hAnsi="Times New Roman" w:eastAsia="Times New Roman" w:cs="Times New Roman"/>
+          <w:sz w:val="24"/>
+          <w:szCs w:val="24"/>
+          <w:highlight w:val="none"/>
+        </w:rPr>
+        <w:t xml:space="preserve">Después de finalizar el ciclo de compilación, la plataforma asigna un subdominio público único, accesible a través de un proxy inverso.</w:t>
+      </w:r>
+      <w:r>
+        <w:rPr>
+          <w:rFonts w:ascii="Times New Roman" w:hAnsi="Times New Roman" w:eastAsia="Times New Roman" w:cs="Times New Roman"/>
+          <w:sz w:val="24"/>
+          <w:szCs w:val="24"/>
+          <w:highlight w:val="none"/>
+        </w:rPr>
+      </w:r>
+      <w:r/>
+    </w:p>
+    <w:p>
+      <w:pPr>
+        <w:pBdr/>
+        <w:spacing/>
+        <w:ind/>
+        <w:rPr/>
+      </w:pPr>
+      <w:r>
+        <w:rPr>
+          <w:rFonts w:ascii="Times New Roman" w:hAnsi="Times New Roman" w:eastAsia="Times New Roman" w:cs="Times New Roman"/>
+          <w:sz w:val="24"/>
+          <w:szCs w:val="24"/>
+          <w:highlight w:val="none"/>
+        </w:rPr>
+        <w:t xml:space="preserve">La vista de detalles permite al estudiante vigilar el estado del contenedor, acceder a los registros en vivo y verificar el enlace de producción donde se aloja el sistema desarrollado, como se muestra en la Figura 6.</w:t>
+      </w:r>
+      <w:r>
+        <w:rPr>
+          <w:rFonts w:ascii="Times New Roman" w:hAnsi="Times New Roman" w:eastAsia="Times New Roman" w:cs="Times New Roman"/>
+          <w:sz w:val="24"/>
+          <w:szCs w:val="24"/>
+          <w:highlight w:val="none"/>
+        </w:rPr>
+      </w:r>
+      <w:r/>
+    </w:p>
+    <w:p>
+      <w:pPr>
+        <w:pBdr/>
+        <w:spacing/>
+        <w:ind/>
+        <w:rPr>
+          <w:b/>
+          <w:bCs/>
+        </w:rPr>
+      </w:pPr>
+      <w:r>
+        <w:rPr>
+          <w:rFonts w:ascii="Times New Roman" w:hAnsi="Times New Roman" w:eastAsia="Times New Roman" w:cs="Times New Roman"/>
+          <w:b/>
+          <w:bCs/>
+          <w:sz w:val="24"/>
+          <w:szCs w:val="24"/>
+          <w:highlight w:val="none"/>
+        </w:rPr>
+        <w:t xml:space="preserve">Figura 6</w:t>
+      </w:r>
+      <w:r>
+        <w:rPr>
+          <w:b/>
+          <w:bCs/>
+        </w:rPr>
+        <w:t xml:space="preserve"> </w:t>
       </w:r>
       <w:r>
         <w:rPr>
@@ -12533,8 +12879,8 @@
       </w:r>
       <w:r>
         <w:rPr>
+          <w:bCs/>
           <w:i/>
-          <w:iCs/>
         </w:rPr>
       </w:r>
       <w:r>
@@ -12558,7 +12904,76 @@
           <w:szCs w:val="24"/>
           <w:highlight w:val="none"/>
         </w:rPr>
-        <w:t xml:space="preserve">[INSERTAR AQUÍ CAPTURA DE PANTALLA: Vista del proyecto desplegado con su URL pública y estado "Activo/Running"]</w:t>
+      </w:r>
+      <w:r>
+        <mc:AlternateContent>
+          <mc:Choice Requires="wpg">
+            <w:drawing>
+              <wp:inline xmlns:wp="http://schemas.openxmlformats.org/drawingml/2006/wordprocessingDrawing" distT="0" distB="0" distL="0" distR="0">
+                <wp:extent cx="5812149" cy="2619480"/>
+                <wp:effectExtent l="0" t="0" r="0" b="0"/>
+                <wp:docPr id="4" name=""/>
+                <wp:cNvGraphicFramePr>
+                  <a:graphicFrameLocks xmlns:a="http://schemas.openxmlformats.org/drawingml/2006/main" noChangeAspect="1"/>
+                </wp:cNvGraphicFramePr>
+                <a:graphic xmlns:a="http://schemas.openxmlformats.org/drawingml/2006/main">
+                  <a:graphicData uri="http://schemas.openxmlformats.org/drawingml/2006/picture">
+                    <pic:pic xmlns:pic="http://schemas.openxmlformats.org/drawingml/2006/picture">
+                      <pic:nvPicPr>
+                        <pic:cNvPr id="729553675" name=""/>
+                        <pic:cNvPicPr>
+                          <a:picLocks noChangeAspect="1"/>
+                        </pic:cNvPicPr>
+                        <pic:nvPr/>
+                      </pic:nvPicPr>
+                      <pic:blipFill rotWithShape="1">
+                        <a:blip r:embed="rId12"/>
+                        <a:srcRect l="0" t="1751" r="0" b="0"/>
+                        <a:stretch/>
+                      </pic:blipFill>
+                      <pic:spPr bwMode="auto">
+                        <a:xfrm flipH="0" flipV="0">
+                          <a:off x="0" y="0"/>
+                          <a:ext cx="5812148" cy="2619479"/>
+                        </a:xfrm>
+                        <a:prstGeom prst="rect">
+                          <a:avLst/>
+                        </a:prstGeom>
+                      </pic:spPr>
+                    </pic:pic>
+                  </a:graphicData>
+                </a:graphic>
+              </wp:inline>
+            </w:drawing>
+          </mc:Choice>
+          <mc:Fallback>
+            <w:pict>
+              <v:shapetype id="_x0000_t75" coordsize="21600,21600" o:spt="75" o:preferrelative="t" path="m@4@5l@4@11@9@11@9@5xe" filled="f" stroked="f">
+                <v:stroke joinstyle="miter"/>
+                <v:formulas>
+                  <v:f eqn="if lineDrawn pixelLineWidth 0"/>
+                  <v:f eqn="sum @0 1 0"/>
+                  <v:f eqn="sum 0 0 @1"/>
+                  <v:f eqn="prod @2 1 2"/>
+                  <v:f eqn="prod @3 21600 pixelWidth"/>
+                  <v:f eqn="prod @3 21600 pixelHeight"/>
+                  <v:f eqn="sum @0 0 1"/>
+                  <v:f eqn="prod @6 1 2"/>
+                  <v:f eqn="prod @7 21600 pixelWidth"/>
+                  <v:f eqn="sum @8 21600 0"/>
+                  <v:f eqn="prod @7 21600 pixelHeight"/>
+                  <v:f eqn="sum @10 21600 0"/>
+                </v:formulas>
+                <v:path o:extrusionok="f" gradientshapeok="t" o:connecttype="rect"/>
+                <o:lock v:ext="edit" aspectratio="t"/>
+              </v:shapetype>
+              <v:shape id="_x0000_i3" o:spid="_x0000_s3" type="#_x0000_t75" style="width:457.65pt;height:206.26pt;mso-wrap-distance-left:0.00pt;mso-wrap-distance-top:0.00pt;mso-wrap-distance-right:0.00pt;mso-wrap-distance-bottom:0.00pt;z-index:1;" stroked="false">
+                <v:imagedata r:id="rId12" o:title="" croptop="1148f" cropleft="0f" cropbottom="0f" cropright="0f"/>
+                <o:lock v:ext="edit" rotation="t"/>
+              </v:shape>
+            </w:pict>
+          </mc:Fallback>
+        </mc:AlternateContent>
       </w:r>
       <w:r>
         <w:rPr>
@@ -12765,7 +13180,7 @@
           <w:szCs w:val="24"/>
           <w:highlight w:val="none"/>
         </w:rPr>
-        <w:t xml:space="preserve">ulario integrado, como se ve en la Figura 6.</w:t>
+        <w:t xml:space="preserve">ulario integrado, como se ve en la Figura 7.</w:t>
       </w:r>
       <w:r>
         <w:rPr>
@@ -12809,6 +13224,17 @@
       </w:r>
       <w:r>
         <w:rPr>
+          <w:b/>
+          <w:bCs/>
+        </w:rPr>
+      </w:r>
+    </w:p>
+    <w:p>
+      <w:pPr>
+        <w:pBdr/>
+        <w:spacing/>
+        <w:ind/>
+        <w:rPr>
           <w:rFonts w:ascii="Times New Roman" w:hAnsi="Times New Roman" w:eastAsia="Times New Roman" w:cs="Times New Roman"/>
           <w:b/>
           <w:bCs/>
@@ -12816,13 +13242,8 @@
           <w:szCs w:val="24"/>
           <w:highlight w:val="none"/>
         </w:rPr>
-      </w:r>
-    </w:p>
-    <w:p>
-      <w:pPr>
-        <w:pBdr/>
-        <w:spacing/>
-        <w:ind/>
+      </w:pPr>
+      <w:r>
         <w:rPr>
           <w:rFonts w:ascii="Times New Roman" w:hAnsi="Times New Roman" w:eastAsia="Times New Roman" w:cs="Times New Roman"/>
           <w:b/>
@@ -12831,7 +13252,7 @@
           <w:szCs w:val="24"/>
           <w:highlight w:val="none"/>
         </w:rPr>
-      </w:pPr>
+      </w:r>
       <w:r>
         <w:rPr>
           <w:rFonts w:ascii="Times New Roman" w:hAnsi="Times New Roman" w:eastAsia="Times New Roman" w:cs="Times New Roman"/>
@@ -12852,7 +13273,12 @@
           <w:highlight w:val="none"/>
         </w:rPr>
       </w:r>
-      <w:r>
+    </w:p>
+    <w:p>
+      <w:pPr>
+        <w:pBdr/>
+        <w:spacing/>
+        <w:ind/>
         <w:rPr>
           <w:rFonts w:ascii="Times New Roman" w:hAnsi="Times New Roman" w:eastAsia="Times New Roman" w:cs="Times New Roman"/>
           <w:b/>
@@ -12861,13 +13287,8 @@
           <w:szCs w:val="24"/>
           <w:highlight w:val="none"/>
         </w:rPr>
-      </w:r>
-    </w:p>
-    <w:p>
-      <w:pPr>
-        <w:pBdr/>
-        <w:spacing/>
-        <w:ind/>
+      </w:pPr>
+      <w:r>
         <w:rPr>
           <w:rFonts w:ascii="Times New Roman" w:hAnsi="Times New Roman" w:eastAsia="Times New Roman" w:cs="Times New Roman"/>
           <w:b/>
@@ -12876,7 +13297,7 @@
           <w:szCs w:val="24"/>
           <w:highlight w:val="none"/>
         </w:rPr>
-      </w:pPr>
+      </w:r>
       <w:r>
         <w:rPr>
           <w:rFonts w:ascii="Times New Roman" w:hAnsi="Times New Roman" w:eastAsia="Times New Roman" w:cs="Times New Roman"/>
@@ -12897,7 +13318,12 @@
           <w:highlight w:val="none"/>
         </w:rPr>
       </w:r>
-      <w:r>
+    </w:p>
+    <w:p>
+      <w:pPr>
+        <w:pBdr/>
+        <w:spacing/>
+        <w:ind/>
         <w:rPr>
           <w:rFonts w:ascii="Times New Roman" w:hAnsi="Times New Roman" w:eastAsia="Times New Roman" w:cs="Times New Roman"/>
           <w:b/>
@@ -12906,13 +13332,8 @@
           <w:szCs w:val="24"/>
           <w:highlight w:val="none"/>
         </w:rPr>
-      </w:r>
-    </w:p>
-    <w:p>
-      <w:pPr>
-        <w:pBdr/>
-        <w:spacing/>
-        <w:ind/>
+      </w:pPr>
+      <w:r>
         <w:rPr>
           <w:rFonts w:ascii="Times New Roman" w:hAnsi="Times New Roman" w:eastAsia="Times New Roman" w:cs="Times New Roman"/>
           <w:b/>
@@ -12921,7 +13342,7 @@
           <w:szCs w:val="24"/>
           <w:highlight w:val="none"/>
         </w:rPr>
-      </w:pPr>
+      </w:r>
       <w:r>
         <w:rPr>
           <w:rFonts w:ascii="Times New Roman" w:hAnsi="Times New Roman" w:eastAsia="Times New Roman" w:cs="Times New Roman"/>
@@ -12942,7 +13363,12 @@
           <w:highlight w:val="none"/>
         </w:rPr>
       </w:r>
-      <w:r>
+    </w:p>
+    <w:p>
+      <w:pPr>
+        <w:pBdr/>
+        <w:spacing/>
+        <w:ind/>
         <w:rPr>
           <w:rFonts w:ascii="Times New Roman" w:hAnsi="Times New Roman" w:eastAsia="Times New Roman" w:cs="Times New Roman"/>
           <w:b/>
@@ -12951,13 +13377,8 @@
           <w:szCs w:val="24"/>
           <w:highlight w:val="none"/>
         </w:rPr>
-      </w:r>
-    </w:p>
-    <w:p>
-      <w:pPr>
-        <w:pBdr/>
-        <w:spacing/>
-        <w:ind/>
+      </w:pPr>
+      <w:r>
         <w:rPr>
           <w:rFonts w:ascii="Times New Roman" w:hAnsi="Times New Roman" w:eastAsia="Times New Roman" w:cs="Times New Roman"/>
           <w:b/>
@@ -12966,7 +13387,7 @@
           <w:szCs w:val="24"/>
           <w:highlight w:val="none"/>
         </w:rPr>
-      </w:pPr>
+      </w:r>
       <w:r>
         <w:rPr>
           <w:rFonts w:ascii="Times New Roman" w:hAnsi="Times New Roman" w:eastAsia="Times New Roman" w:cs="Times New Roman"/>
@@ -12987,7 +13408,12 @@
           <w:highlight w:val="none"/>
         </w:rPr>
       </w:r>
-      <w:r>
+    </w:p>
+    <w:p>
+      <w:pPr>
+        <w:pBdr/>
+        <w:spacing/>
+        <w:ind/>
         <w:rPr>
           <w:rFonts w:ascii="Times New Roman" w:hAnsi="Times New Roman" w:eastAsia="Times New Roman" w:cs="Times New Roman"/>
           <w:b/>
@@ -12996,13 +13422,8 @@
           <w:szCs w:val="24"/>
           <w:highlight w:val="none"/>
         </w:rPr>
-      </w:r>
-    </w:p>
-    <w:p>
-      <w:pPr>
-        <w:pBdr/>
-        <w:spacing/>
-        <w:ind/>
+      </w:pPr>
+      <w:r>
         <w:rPr>
           <w:rFonts w:ascii="Times New Roman" w:hAnsi="Times New Roman" w:eastAsia="Times New Roman" w:cs="Times New Roman"/>
           <w:b/>
@@ -13011,7 +13432,7 @@
           <w:szCs w:val="24"/>
           <w:highlight w:val="none"/>
         </w:rPr>
-      </w:pPr>
+      </w:r>
       <w:r>
         <w:rPr>
           <w:rFonts w:ascii="Times New Roman" w:hAnsi="Times New Roman" w:eastAsia="Times New Roman" w:cs="Times New Roman"/>
@@ -13032,7 +13453,12 @@
           <w:highlight w:val="none"/>
         </w:rPr>
       </w:r>
-      <w:r>
+    </w:p>
+    <w:p>
+      <w:pPr>
+        <w:pBdr/>
+        <w:spacing/>
+        <w:ind/>
         <w:rPr>
           <w:rFonts w:ascii="Times New Roman" w:hAnsi="Times New Roman" w:eastAsia="Times New Roman" w:cs="Times New Roman"/>
           <w:b/>
@@ -13041,13 +13467,8 @@
           <w:szCs w:val="24"/>
           <w:highlight w:val="none"/>
         </w:rPr>
-      </w:r>
-    </w:p>
-    <w:p>
-      <w:pPr>
-        <w:pBdr/>
-        <w:spacing/>
-        <w:ind/>
+      </w:pPr>
+      <w:r>
         <w:rPr>
           <w:rFonts w:ascii="Times New Roman" w:hAnsi="Times New Roman" w:eastAsia="Times New Roman" w:cs="Times New Roman"/>
           <w:b/>
@@ -13056,7 +13477,7 @@
           <w:szCs w:val="24"/>
           <w:highlight w:val="none"/>
         </w:rPr>
-      </w:pPr>
+      </w:r>
       <w:r>
         <w:rPr>
           <w:rFonts w:ascii="Times New Roman" w:hAnsi="Times New Roman" w:eastAsia="Times New Roman" w:cs="Times New Roman"/>
@@ -13077,7 +13498,12 @@
           <w:highlight w:val="none"/>
         </w:rPr>
       </w:r>
-      <w:r>
+    </w:p>
+    <w:p>
+      <w:pPr>
+        <w:pBdr/>
+        <w:spacing/>
+        <w:ind/>
         <w:rPr>
           <w:rFonts w:ascii="Times New Roman" w:hAnsi="Times New Roman" w:eastAsia="Times New Roman" w:cs="Times New Roman"/>
           <w:b/>
@@ -13086,13 +13512,8 @@
           <w:szCs w:val="24"/>
           <w:highlight w:val="none"/>
         </w:rPr>
-      </w:r>
-    </w:p>
-    <w:p>
-      <w:pPr>
-        <w:pBdr/>
-        <w:spacing/>
-        <w:ind/>
+      </w:pPr>
+      <w:r>
         <w:rPr>
           <w:rFonts w:ascii="Times New Roman" w:hAnsi="Times New Roman" w:eastAsia="Times New Roman" w:cs="Times New Roman"/>
           <w:b/>
@@ -13101,7 +13522,14 @@
           <w:szCs w:val="24"/>
           <w:highlight w:val="none"/>
         </w:rPr>
-      </w:pPr>
+        <w:t xml:space="preserve">Figura 7</w:t>
+      </w:r>
+      <w:r>
+        <w:rPr>
+          <w:b/>
+          <w:bCs/>
+        </w:rPr>
+      </w:r>
       <w:r>
         <w:rPr>
           <w:rFonts w:ascii="Times New Roman" w:hAnsi="Times New Roman" w:eastAsia="Times New Roman" w:cs="Times New Roman"/>
@@ -13111,19 +13539,6 @@
           <w:szCs w:val="24"/>
           <w:highlight w:val="none"/>
         </w:rPr>
-        <w:t xml:space="preserve">Figura 6</w:t>
-      </w:r>
-      <w:r>
-        <w:rPr>
-          <w:b/>
-          <w:bCs/>
-        </w:rPr>
-      </w:r>
-      <w:r>
-        <w:rPr>
-          <w:b/>
-          <w:bCs/>
-        </w:rPr>
       </w:r>
     </w:p>
     <w:p>
@@ -13149,29 +13564,8 @@
       </w:r>
       <w:r>
         <w:rPr>
-          <w:i/>
-          <w:iCs/>
-        </w:rPr>
-      </w:r>
-      <w:r>
-        <w:rPr>
           <w:bCs/>
           <w:i/>
-        </w:rPr>
-      </w:r>
-      <w:r>
-        <w:rPr>
-          <w:highlight w:val="none"/>
-        </w:rPr>
-      </w:r>
-      <w:r>
-        <w:rPr>
-          <w:highlight w:val="none"/>
-        </w:rPr>
-      </w:r>
-      <w:r>
-        <w:rPr>
-          <w:highlight w:val="none"/>
         </w:rPr>
       </w:r>
       <w:r>
@@ -13190,8 +13584,6 @@
           <w:highlight w:val="none"/>
         </w:rPr>
       </w:pPr>
-      <w:r/>
-      <w:r/>
       <w:r>
         <mc:AlternateContent>
           <mc:Choice Requires="wpg">
@@ -13199,7 +13591,7 @@
               <wp:inline xmlns:wp="http://schemas.openxmlformats.org/drawingml/2006/wordprocessingDrawing" distT="0" distB="0" distL="0" distR="0">
                 <wp:extent cx="5569290" cy="4391025"/>
                 <wp:effectExtent l="0" t="0" r="0" b="0"/>
-                <wp:docPr id="2" name=""/>
+                <wp:docPr id="5" name=""/>
                 <wp:cNvGraphicFramePr>
                   <a:graphicFrameLocks xmlns:a="http://schemas.openxmlformats.org/drawingml/2006/main" noChangeAspect="1"/>
                 </wp:cNvGraphicFramePr>
@@ -13214,8 +13606,8 @@
                         <pic:nvPr/>
                       </pic:nvPicPr>
                       <pic:blipFill rotWithShape="1">
-                        <a:blip r:embed="rId10"/>
-                        <a:srcRect l="21598" t="1262" r="20678" b="1067"/>
+                        <a:blip r:embed="rId13"/>
+                        <a:srcRect l="21598" t="1262" r="20677" b="1066"/>
                         <a:stretch/>
                       </pic:blipFill>
                       <pic:spPr bwMode="auto">
@@ -13254,16 +13646,19 @@
                 <v:path o:extrusionok="f" gradientshapeok="t" o:connecttype="rect"/>
                 <o:lock v:ext="edit" aspectratio="t"/>
               </v:shapetype>
-              <v:shape id="_x0000_i1" o:spid="_x0000_s1" type="#_x0000_t75" style="width:438.53pt;height:345.75pt;mso-wrap-distance-left:0.00pt;mso-wrap-distance-top:0.00pt;mso-wrap-distance-right:0.00pt;mso-wrap-distance-bottom:0.00pt;z-index:1;" stroked="false">
-                <v:imagedata r:id="rId10" o:title="" croptop="827f" cropleft="14154f" cropbottom="699f" cropright="13552f"/>
+              <v:shape id="_x0000_i4" o:spid="_x0000_s4" type="#_x0000_t75" style="width:438.53pt;height:345.75pt;mso-wrap-distance-left:0.00pt;mso-wrap-distance-top:0.00pt;mso-wrap-distance-right:0.00pt;mso-wrap-distance-bottom:0.00pt;z-index:1;" stroked="false">
+                <v:imagedata r:id="rId13" o:title="" croptop="827f" cropleft="14154f" cropbottom="699f" cropright="13551f"/>
                 <o:lock v:ext="edit" rotation="t"/>
               </v:shape>
             </w:pict>
           </mc:Fallback>
         </mc:AlternateContent>
       </w:r>
-      <w:r/>
-      <w:r/>
+      <w:r>
+        <w:rPr>
+          <w:highlight w:val="none"/>
+        </w:rPr>
+      </w:r>
     </w:p>
     <w:p>
       <w:pPr>
@@ -13312,7 +13707,6 @@
         <w:ind/>
         <w:rPr/>
       </w:pPr>
-      <w:r/>
       <w:r/>
       <w:r/>
     </w:p>
@@ -15196,9 +15590,9 @@
     <w:lsdException w:name="Bibliography" w:uiPriority="37"/>
     <w:lsdException w:name="TOC Heading" w:uiPriority="39" w:qFormat="1"/>
   </w:latentStyles>
-  <w:style w:type="table" w:styleId="717">
+  <w:style w:type="table" w:styleId="721">
     <w:name w:val="Table Grid"/>
-    <w:basedOn w:val="903"/>
+    <w:basedOn w:val="907"/>
     <w:uiPriority w:val="59"/>
     <w:pPr>
       <w:pBdr/>
@@ -15395,9 +15789,9 @@
       </w:tcPr>
     </w:tblStylePr>
   </w:style>
-  <w:style w:type="table" w:styleId="718">
+  <w:style w:type="table" w:styleId="722">
     <w:name w:val="Table Grid Light"/>
-    <w:basedOn w:val="903"/>
+    <w:basedOn w:val="907"/>
     <w:uiPriority w:val="59"/>
     <w:pPr>
       <w:pBdr/>
@@ -15594,9 +15988,9 @@
       </w:tcPr>
     </w:tblStylePr>
   </w:style>
-  <w:style w:type="table" w:styleId="719">
+  <w:style w:type="table" w:styleId="723">
     <w:name w:val="Plain Table 1"/>
-    <w:basedOn w:val="903"/>
+    <w:basedOn w:val="907"/>
     <w:uiPriority w:val="59"/>
     <w:pPr>
       <w:pBdr/>
@@ -15819,9 +16213,9 @@
       </w:tcPr>
     </w:tblStylePr>
   </w:style>
-  <w:style w:type="table" w:styleId="720">
+  <w:style w:type="table" w:styleId="724">
     <w:name w:val="Plain Table 2"/>
-    <w:basedOn w:val="903"/>
+    <w:basedOn w:val="907"/>
     <w:uiPriority w:val="59"/>
     <w:pPr>
       <w:pBdr/>
@@ -16052,9 +16446,9 @@
       </w:tcPr>
     </w:tblStylePr>
   </w:style>
-  <w:style w:type="table" w:styleId="721">
+  <w:style w:type="table" w:styleId="725">
     <w:name w:val="Plain Table 3"/>
-    <w:basedOn w:val="903"/>
+    <w:basedOn w:val="907"/>
     <w:uiPriority w:val="99"/>
     <w:pPr>
       <w:pBdr/>
@@ -16282,9 +16676,9 @@
       </w:tcPr>
     </w:tblStylePr>
   </w:style>
-  <w:style w:type="table" w:styleId="722">
+  <w:style w:type="table" w:styleId="726">
     <w:name w:val="Plain Table 4"/>
-    <w:basedOn w:val="903"/>
+    <w:basedOn w:val="907"/>
     <w:uiPriority w:val="99"/>
     <w:pPr>
       <w:pBdr/>
@@ -16498,9 +16892,9 @@
       </w:tcPr>
     </w:tblStylePr>
   </w:style>
-  <w:style w:type="table" w:styleId="723">
+  <w:style w:type="table" w:styleId="727">
     <w:name w:val="Plain Table 5"/>
-    <w:basedOn w:val="903"/>
+    <w:basedOn w:val="907"/>
     <w:uiPriority w:val="99"/>
     <w:pPr>
       <w:pBdr/>
@@ -16731,9 +17125,9 @@
       </w:tcPr>
     </w:tblStylePr>
   </w:style>
-  <w:style w:type="table" w:styleId="724">
+  <w:style w:type="table" w:styleId="728">
     <w:name w:val="Grid Table 1 Light"/>
-    <w:basedOn w:val="903"/>
+    <w:basedOn w:val="907"/>
     <w:uiPriority w:val="99"/>
     <w:pPr>
       <w:pBdr/>
@@ -16954,9 +17348,9 @@
       </w:tcPr>
     </w:tblStylePr>
   </w:style>
-  <w:style w:type="table" w:styleId="725">
+  <w:style w:type="table" w:styleId="729">
     <w:name w:val="Grid Table 1 Light - Accent 1"/>
-    <w:basedOn w:val="903"/>
+    <w:basedOn w:val="907"/>
     <w:uiPriority w:val="99"/>
     <w:pPr>
       <w:pBdr/>
@@ -17177,9 +17571,9 @@
       </w:tcPr>
     </w:tblStylePr>
   </w:style>
-  <w:style w:type="table" w:styleId="726">
+  <w:style w:type="table" w:styleId="730">
     <w:name w:val="Grid Table 1 Light - Accent 2"/>
-    <w:basedOn w:val="903"/>
+    <w:basedOn w:val="907"/>
     <w:uiPriority w:val="99"/>
     <w:pPr>
       <w:pBdr/>
@@ -17400,9 +17794,9 @@
       </w:tcPr>
     </w:tblStylePr>
   </w:style>
-  <w:style w:type="table" w:styleId="727">
+  <w:style w:type="table" w:styleId="731">
     <w:name w:val="Grid Table 1 Light - Accent 3"/>
-    <w:basedOn w:val="903"/>
+    <w:basedOn w:val="907"/>
     <w:uiPriority w:val="99"/>
     <w:pPr>
       <w:pBdr/>
@@ -17623,9 +18017,9 @@
       </w:tcPr>
     </w:tblStylePr>
   </w:style>
-  <w:style w:type="table" w:styleId="728">
+  <w:style w:type="table" w:styleId="732">
     <w:name w:val="Grid Table 1 Light - Accent 4"/>
-    <w:basedOn w:val="903"/>
+    <w:basedOn w:val="907"/>
     <w:uiPriority w:val="99"/>
     <w:pPr>
       <w:pBdr/>
@@ -17846,9 +18240,9 @@
       </w:tcPr>
     </w:tblStylePr>
   </w:style>
-  <w:style w:type="table" w:styleId="729">
+  <w:style w:type="table" w:styleId="733">
     <w:name w:val="Grid Table 1 Light - Accent 5"/>
-    <w:basedOn w:val="903"/>
+    <w:basedOn w:val="907"/>
     <w:uiPriority w:val="99"/>
     <w:pPr>
       <w:pBdr/>
@@ -18069,9 +18463,9 @@
       </w:tcPr>
     </w:tblStylePr>
   </w:style>
-  <w:style w:type="table" w:styleId="730">
+  <w:style w:type="table" w:styleId="734">
     <w:name w:val="Grid Table 1 Light - Accent 6"/>
-    <w:basedOn w:val="903"/>
+    <w:basedOn w:val="907"/>
     <w:uiPriority w:val="99"/>
     <w:pPr>
       <w:pBdr/>
@@ -18292,9 +18686,9 @@
       </w:tcPr>
     </w:tblStylePr>
   </w:style>
-  <w:style w:type="table" w:styleId="731">
+  <w:style w:type="table" w:styleId="735">
     <w:name w:val="Grid Table 2"/>
-    <w:basedOn w:val="903"/>
+    <w:basedOn w:val="907"/>
     <w:uiPriority w:val="99"/>
     <w:pPr>
       <w:pBdr/>
@@ -18524,9 +18918,9 @@
       </w:tcPr>
     </w:tblStylePr>
   </w:style>
-  <w:style w:type="table" w:styleId="732">
+  <w:style w:type="table" w:styleId="736">
     <w:name w:val="Grid Table 2 - Accent 1"/>
-    <w:basedOn w:val="903"/>
+    <w:basedOn w:val="907"/>
     <w:uiPriority w:val="99"/>
     <w:pPr>
       <w:pBdr/>
@@ -18756,9 +19150,9 @@
       </w:tcPr>
     </w:tblStylePr>
   </w:style>
-  <w:style w:type="table" w:styleId="733">
+  <w:style w:type="table" w:styleId="737">
     <w:name w:val="Grid Table 2 - Accent 2"/>
-    <w:basedOn w:val="903"/>
+    <w:basedOn w:val="907"/>
     <w:uiPriority w:val="99"/>
     <w:pPr>
       <w:pBdr/>
@@ -18988,9 +19382,9 @@
       </w:tcPr>
     </w:tblStylePr>
   </w:style>
-  <w:style w:type="table" w:styleId="734">
+  <w:style w:type="table" w:styleId="738">
     <w:name w:val="Grid Table 2 - Accent 3"/>
-    <w:basedOn w:val="903"/>
+    <w:basedOn w:val="907"/>
     <w:uiPriority w:val="99"/>
     <w:pPr>
       <w:pBdr/>
@@ -19220,9 +19614,9 @@
       </w:tcPr>
     </w:tblStylePr>
   </w:style>
-  <w:style w:type="table" w:styleId="735">
+  <w:style w:type="table" w:styleId="739">
     <w:name w:val="Grid Table 2 - Accent 4"/>
-    <w:basedOn w:val="903"/>
+    <w:basedOn w:val="907"/>
     <w:uiPriority w:val="99"/>
     <w:pPr>
       <w:pBdr/>
@@ -19452,9 +19846,9 @@
       </w:tcPr>
     </w:tblStylePr>
   </w:style>
-  <w:style w:type="table" w:styleId="736">
+  <w:style w:type="table" w:styleId="740">
     <w:name w:val="Grid Table 2 - Accent 5"/>
-    <w:basedOn w:val="903"/>
+    <w:basedOn w:val="907"/>
     <w:uiPriority w:val="99"/>
     <w:pPr>
       <w:pBdr/>
@@ -19684,9 +20078,9 @@
       </w:tcPr>
     </w:tblStylePr>
   </w:style>
-  <w:style w:type="table" w:styleId="737">
+  <w:style w:type="table" w:styleId="741">
     <w:name w:val="Grid Table 2 - Accent 6"/>
-    <w:basedOn w:val="903"/>
+    <w:basedOn w:val="907"/>
     <w:uiPriority w:val="99"/>
     <w:pPr>
       <w:pBdr/>
@@ -19916,9 +20310,9 @@
       </w:tcPr>
     </w:tblStylePr>
   </w:style>
-  <w:style w:type="table" w:styleId="738">
+  <w:style w:type="table" w:styleId="742">
     <w:name w:val="Grid Table 3"/>
-    <w:basedOn w:val="903"/>
+    <w:basedOn w:val="907"/>
     <w:uiPriority w:val="99"/>
     <w:pPr>
       <w:pBdr/>
@@ -20161,9 +20555,9 @@
       </w:tcPr>
     </w:tblStylePr>
   </w:style>
-  <w:style w:type="table" w:styleId="739">
+  <w:style w:type="table" w:styleId="743">
     <w:name w:val="Grid Table 3 - Accent 1"/>
-    <w:basedOn w:val="903"/>
+    <w:basedOn w:val="907"/>
     <w:uiPriority w:val="99"/>
     <w:pPr>
       <w:pBdr/>
@@ -20406,9 +20800,9 @@
       </w:tcPr>
     </w:tblStylePr>
   </w:style>
-  <w:style w:type="table" w:styleId="740">
+  <w:style w:type="table" w:styleId="744">
     <w:name w:val="Grid Table 3 - Accent 2"/>
-    <w:basedOn w:val="903"/>
+    <w:basedOn w:val="907"/>
     <w:uiPriority w:val="99"/>
     <w:pPr>
       <w:pBdr/>
@@ -20651,9 +21045,9 @@
       </w:tcPr>
     </w:tblStylePr>
   </w:style>
-  <w:style w:type="table" w:styleId="741">
+  <w:style w:type="table" w:styleId="745">
     <w:name w:val="Grid Table 3 - Accent 3"/>
-    <w:basedOn w:val="903"/>
+    <w:basedOn w:val="907"/>
     <w:uiPriority w:val="99"/>
     <w:pPr>
       <w:pBdr/>
@@ -20896,9 +21290,9 @@
       </w:tcPr>
     </w:tblStylePr>
   </w:style>
-  <w:style w:type="table" w:styleId="742">
+  <w:style w:type="table" w:styleId="746">
     <w:name w:val="Grid Table 3 - Accent 4"/>
-    <w:basedOn w:val="903"/>
+    <w:basedOn w:val="907"/>
     <w:uiPriority w:val="99"/>
     <w:pPr>
       <w:pBdr/>
@@ -21141,9 +21535,9 @@
       </w:tcPr>
     </w:tblStylePr>
   </w:style>
-  <w:style w:type="table" w:styleId="743">
+  <w:style w:type="table" w:styleId="747">
     <w:name w:val="Grid Table 3 - Accent 5"/>
-    <w:basedOn w:val="903"/>
+    <w:basedOn w:val="907"/>
     <w:uiPriority w:val="99"/>
     <w:pPr>
       <w:pBdr/>
@@ -21386,9 +21780,9 @@
       </w:tcPr>
     </w:tblStylePr>
   </w:style>
-  <w:style w:type="table" w:styleId="744">
+  <w:style w:type="table" w:styleId="748">
     <w:name w:val="Grid Table 3 - Accent 6"/>
-    <w:basedOn w:val="903"/>
+    <w:basedOn w:val="907"/>
     <w:uiPriority w:val="99"/>
     <w:pPr>
       <w:pBdr/>
@@ -21631,9 +22025,9 @@
       </w:tcPr>
     </w:tblStylePr>
   </w:style>
-  <w:style w:type="table" w:styleId="745">
+  <w:style w:type="table" w:styleId="749">
     <w:name w:val="Grid Table 4"/>
-    <w:basedOn w:val="903"/>
+    <w:basedOn w:val="907"/>
     <w:uiPriority w:val="59"/>
     <w:pPr>
       <w:pBdr/>
@@ -21864,9 +22258,9 @@
       </w:tcPr>
     </w:tblStylePr>
   </w:style>
-  <w:style w:type="table" w:styleId="746">
+  <w:style w:type="table" w:styleId="750">
     <w:name w:val="Grid Table 4 - Accent 1"/>
-    <w:basedOn w:val="903"/>
+    <w:basedOn w:val="907"/>
     <w:uiPriority w:val="59"/>
     <w:pPr>
       <w:pBdr/>
@@ -22097,9 +22491,9 @@
       </w:tcPr>
     </w:tblStylePr>
   </w:style>
-  <w:style w:type="table" w:styleId="747">
+  <w:style w:type="table" w:styleId="751">
     <w:name w:val="Grid Table 4 - Accent 2"/>
-    <w:basedOn w:val="903"/>
+    <w:basedOn w:val="907"/>
     <w:uiPriority w:val="59"/>
     <w:pPr>
       <w:pBdr/>
@@ -22330,9 +22724,9 @@
       </w:tcPr>
     </w:tblStylePr>
   </w:style>
-  <w:style w:type="table" w:styleId="748">
+  <w:style w:type="table" w:styleId="752">
     <w:name w:val="Grid Table 4 - Accent 3"/>
-    <w:basedOn w:val="903"/>
+    <w:basedOn w:val="907"/>
     <w:uiPriority w:val="59"/>
     <w:pPr>
       <w:pBdr/>
@@ -22563,9 +22957,9 @@
       </w:tcPr>
     </w:tblStylePr>
   </w:style>
-  <w:style w:type="table" w:styleId="749">
+  <w:style w:type="table" w:styleId="753">
     <w:name w:val="Grid Table 4 - Accent 4"/>
-    <w:basedOn w:val="903"/>
+    <w:basedOn w:val="907"/>
     <w:uiPriority w:val="59"/>
     <w:pPr>
       <w:pBdr/>
@@ -22796,9 +23190,9 @@
       </w:tcPr>
     </w:tblStylePr>
   </w:style>
-  <w:style w:type="table" w:styleId="750">
+  <w:style w:type="table" w:styleId="754">
     <w:name w:val="Grid Table 4 - Accent 5"/>
-    <w:basedOn w:val="903"/>
+    <w:basedOn w:val="907"/>
     <w:uiPriority w:val="59"/>
     <w:pPr>
       <w:pBdr/>
@@ -23029,9 +23423,9 @@
       </w:tcPr>
     </w:tblStylePr>
   </w:style>
-  <w:style w:type="table" w:styleId="751">
+  <w:style w:type="table" w:styleId="755">
     <w:name w:val="Grid Table 4 - Accent 6"/>
-    <w:basedOn w:val="903"/>
+    <w:basedOn w:val="907"/>
     <w:uiPriority w:val="59"/>
     <w:pPr>
       <w:pBdr/>
@@ -23262,9 +23656,9 @@
       </w:tcPr>
     </w:tblStylePr>
   </w:style>
-  <w:style w:type="table" w:styleId="752">
+  <w:style w:type="table" w:styleId="756">
     <w:name w:val="Grid Table 5 Dark"/>
-    <w:basedOn w:val="903"/>
+    <w:basedOn w:val="907"/>
     <w:uiPriority w:val="99"/>
     <w:pPr>
       <w:pBdr/>
@@ -23490,9 +23884,9 @@
       </w:tcPr>
     </w:tblStylePr>
   </w:style>
-  <w:style w:type="table" w:styleId="753">
+  <w:style w:type="table" w:styleId="757">
     <w:name w:val="Grid Table 5 Dark- Accent 1"/>
-    <w:basedOn w:val="903"/>
+    <w:basedOn w:val="907"/>
     <w:uiPriority w:val="99"/>
     <w:pPr>
       <w:pBdr/>
@@ -23718,9 +24112,9 @@
       </w:tcPr>
     </w:tblStylePr>
   </w:style>
-  <w:style w:type="table" w:styleId="754">
+  <w:style w:type="table" w:styleId="758">
     <w:name w:val="Grid Table 5 Dark - Accent 2"/>
-    <w:basedOn w:val="903"/>
+    <w:basedOn w:val="907"/>
     <w:uiPriority w:val="99"/>
     <w:pPr>
       <w:pBdr/>
@@ -23946,9 +24340,9 @@
       </w:tcPr>
     </w:tblStylePr>
   </w:style>
-  <w:style w:type="table" w:styleId="755">
+  <w:style w:type="table" w:styleId="759">
     <w:name w:val="Grid Table 5 Dark - Accent 3"/>
-    <w:basedOn w:val="903"/>
+    <w:basedOn w:val="907"/>
     <w:uiPriority w:val="99"/>
     <w:pPr>
       <w:pBdr/>
@@ -24174,9 +24568,9 @@
       </w:tcPr>
     </w:tblStylePr>
   </w:style>
-  <w:style w:type="table" w:styleId="756">
+  <w:style w:type="table" w:styleId="760">
     <w:name w:val="Grid Table 5 Dark- Accent 4"/>
-    <w:basedOn w:val="903"/>
+    <w:basedOn w:val="907"/>
     <w:uiPriority w:val="99"/>
     <w:pPr>
       <w:pBdr/>
@@ -24402,9 +24796,9 @@
       </w:tcPr>
     </w:tblStylePr>
   </w:style>
-  <w:style w:type="table" w:styleId="757">
+  <w:style w:type="table" w:styleId="761">
     <w:name w:val="Grid Table 5 Dark - Accent 5"/>
-    <w:basedOn w:val="903"/>
+    <w:basedOn w:val="907"/>
     <w:uiPriority w:val="99"/>
     <w:pPr>
       <w:pBdr/>
@@ -24630,9 +25024,9 @@
       </w:tcPr>
     </w:tblStylePr>
   </w:style>
-  <w:style w:type="table" w:styleId="758">
+  <w:style w:type="table" w:styleId="762">
     <w:name w:val="Grid Table 5 Dark - Accent 6"/>
-    <w:basedOn w:val="903"/>
+    <w:basedOn w:val="907"/>
     <w:uiPriority w:val="99"/>
     <w:pPr>
       <w:pBdr/>
@@ -24858,9 +25252,9 @@
       </w:tcPr>
     </w:tblStylePr>
   </w:style>
-  <w:style w:type="table" w:styleId="759">
+  <w:style w:type="table" w:styleId="763">
     <w:name w:val="Grid Table 6 Colorful"/>
-    <w:basedOn w:val="903"/>
+    <w:basedOn w:val="907"/>
     <w:uiPriority w:val="99"/>
     <w:pPr>
       <w:pBdr/>
@@ -25088,9 +25482,9 @@
       </w:tcPr>
     </w:tblStylePr>
   </w:style>
-  <w:style w:type="table" w:styleId="760">
+  <w:style w:type="table" w:styleId="764">
     <w:name w:val="Grid Table 6 Colorful - Accent 1"/>
-    <w:basedOn w:val="903"/>
+    <w:basedOn w:val="907"/>
     <w:uiPriority w:val="99"/>
     <w:pPr>
       <w:pBdr/>
@@ -25318,9 +25712,9 @@
       </w:tcPr>
     </w:tblStylePr>
   </w:style>
-  <w:style w:type="table" w:styleId="761">
+  <w:style w:type="table" w:styleId="765">
     <w:name w:val="Grid Table 6 Colorful - Accent 2"/>
-    <w:basedOn w:val="903"/>
+    <w:basedOn w:val="907"/>
     <w:uiPriority w:val="99"/>
     <w:pPr>
       <w:pBdr/>
@@ -25548,9 +25942,9 @@
       </w:tcPr>
     </w:tblStylePr>
   </w:style>
-  <w:style w:type="table" w:styleId="762">
+  <w:style w:type="table" w:styleId="766">
     <w:name w:val="Grid Table 6 Colorful - Accent 3"/>
-    <w:basedOn w:val="903"/>
+    <w:basedOn w:val="907"/>
     <w:uiPriority w:val="99"/>
     <w:pPr>
       <w:pBdr/>
@@ -25778,9 +26172,9 @@
       </w:tcPr>
     </w:tblStylePr>
   </w:style>
-  <w:style w:type="table" w:styleId="763">
+  <w:style w:type="table" w:styleId="767">
     <w:name w:val="Grid Table 6 Colorful - Accent 4"/>
-    <w:basedOn w:val="903"/>
+    <w:basedOn w:val="907"/>
     <w:uiPriority w:val="99"/>
     <w:pPr>
       <w:pBdr/>
@@ -26008,9 +26402,9 @@
       </w:tcPr>
     </w:tblStylePr>
   </w:style>
-  <w:style w:type="table" w:styleId="764">
+  <w:style w:type="table" w:styleId="768">
     <w:name w:val="Grid Table 6 Colorful - Accent 5"/>
-    <w:basedOn w:val="903"/>
+    <w:basedOn w:val="907"/>
     <w:uiPriority w:val="99"/>
     <w:pPr>
       <w:pBdr/>
@@ -26238,9 +26632,9 @@
       </w:tcPr>
     </w:tblStylePr>
   </w:style>
-  <w:style w:type="table" w:styleId="765">
+  <w:style w:type="table" w:styleId="769">
     <w:name w:val="Grid Table 6 Colorful - Accent 6"/>
-    <w:basedOn w:val="903"/>
+    <w:basedOn w:val="907"/>
     <w:uiPriority w:val="99"/>
     <w:pPr>
       <w:pBdr/>
@@ -26468,9 +26862,9 @@
       </w:tcPr>
     </w:tblStylePr>
   </w:style>
-  <w:style w:type="table" w:styleId="766">
+  <w:style w:type="table" w:styleId="770">
     <w:name w:val="Grid Table 7 Colorful"/>
-    <w:basedOn w:val="903"/>
+    <w:basedOn w:val="907"/>
     <w:uiPriority w:val="99"/>
     <w:pPr>
       <w:pBdr/>
@@ -26722,9 +27116,9 @@
       </w:tcPr>
     </w:tblStylePr>
   </w:style>
-  <w:style w:type="table" w:styleId="767">
+  <w:style w:type="table" w:styleId="771">
     <w:name w:val="Grid Table 7 Colorful - Accent 1"/>
-    <w:basedOn w:val="903"/>
+    <w:basedOn w:val="907"/>
     <w:uiPriority w:val="99"/>
     <w:pPr>
       <w:pBdr/>
@@ -26976,9 +27370,9 @@
       </w:tcPr>
     </w:tblStylePr>
   </w:style>
-  <w:style w:type="table" w:styleId="768">
+  <w:style w:type="table" w:styleId="772">
     <w:name w:val="Grid Table 7 Colorful - Accent 2"/>
-    <w:basedOn w:val="903"/>
+    <w:basedOn w:val="907"/>
     <w:uiPriority w:val="99"/>
     <w:pPr>
       <w:pBdr/>
@@ -27230,9 +27624,9 @@
       </w:tcPr>
     </w:tblStylePr>
   </w:style>
-  <w:style w:type="table" w:styleId="769">
+  <w:style w:type="table" w:styleId="773">
     <w:name w:val="Grid Table 7 Colorful - Accent 3"/>
-    <w:basedOn w:val="903"/>
+    <w:basedOn w:val="907"/>
     <w:uiPriority w:val="99"/>
     <w:pPr>
       <w:pBdr/>
@@ -27484,9 +27878,9 @@
       </w:tcPr>
     </w:tblStylePr>
   </w:style>
-  <w:style w:type="table" w:styleId="770">
+  <w:style w:type="table" w:styleId="774">
     <w:name w:val="Grid Table 7 Colorful - Accent 4"/>
-    <w:basedOn w:val="903"/>
+    <w:basedOn w:val="907"/>
     <w:uiPriority w:val="99"/>
     <w:pPr>
       <w:pBdr/>
@@ -27738,9 +28132,9 @@
       </w:tcPr>
     </w:tblStylePr>
   </w:style>
-  <w:style w:type="table" w:styleId="771">
+  <w:style w:type="table" w:styleId="775">
     <w:name w:val="Grid Table 7 Colorful - Accent 5"/>
-    <w:basedOn w:val="903"/>
+    <w:basedOn w:val="907"/>
     <w:uiPriority w:val="99"/>
     <w:pPr>
       <w:pBdr/>
@@ -27992,9 +28386,9 @@
       </w:tcPr>
     </w:tblStylePr>
   </w:style>
-  <w:style w:type="table" w:styleId="772">
+  <w:style w:type="table" w:styleId="776">
     <w:name w:val="Grid Table 7 Colorful - Accent 6"/>
-    <w:basedOn w:val="903"/>
+    <w:basedOn w:val="907"/>
     <w:uiPriority w:val="99"/>
     <w:pPr>
       <w:pBdr/>
@@ -28246,9 +28640,9 @@
       </w:tcPr>
     </w:tblStylePr>
   </w:style>
-  <w:style w:type="table" w:styleId="773">
+  <w:style w:type="table" w:styleId="777">
     <w:name w:val="List Table 1 Light"/>
-    <w:basedOn w:val="903"/>
+    <w:basedOn w:val="907"/>
     <w:uiPriority w:val="99"/>
     <w:pPr>
       <w:pBdr/>
@@ -28462,9 +28856,9 @@
       </w:tcPr>
     </w:tblStylePr>
   </w:style>
-  <w:style w:type="table" w:styleId="774">
+  <w:style w:type="table" w:styleId="778">
     <w:name w:val="List Table 1 Light - Accent 1"/>
-    <w:basedOn w:val="903"/>
+    <w:basedOn w:val="907"/>
     <w:uiPriority w:val="99"/>
     <w:pPr>
       <w:pBdr/>
@@ -28678,9 +29072,9 @@
       </w:tcPr>
     </w:tblStylePr>
   </w:style>
-  <w:style w:type="table" w:styleId="775">
+  <w:style w:type="table" w:styleId="779">
     <w:name w:val="List Table 1 Light - Accent 2"/>
-    <w:basedOn w:val="903"/>
+    <w:basedOn w:val="907"/>
     <w:uiPriority w:val="99"/>
     <w:pPr>
       <w:pBdr/>
@@ -28894,9 +29288,9 @@
       </w:tcPr>
     </w:tblStylePr>
   </w:style>
-  <w:style w:type="table" w:styleId="776">
+  <w:style w:type="table" w:styleId="780">
     <w:name w:val="List Table 1 Light - Accent 3"/>
-    <w:basedOn w:val="903"/>
+    <w:basedOn w:val="907"/>
     <w:uiPriority w:val="99"/>
     <w:pPr>
       <w:pBdr/>
@@ -29110,9 +29504,9 @@
       </w:tcPr>
     </w:tblStylePr>
   </w:style>
-  <w:style w:type="table" w:styleId="777">
+  <w:style w:type="table" w:styleId="781">
     <w:name w:val="List Table 1 Light - Accent 4"/>
-    <w:basedOn w:val="903"/>
+    <w:basedOn w:val="907"/>
     <w:uiPriority w:val="99"/>
     <w:pPr>
       <w:pBdr/>
@@ -29326,9 +29720,9 @@
       </w:tcPr>
     </w:tblStylePr>
   </w:style>
-  <w:style w:type="table" w:styleId="778">
+  <w:style w:type="table" w:styleId="782">
     <w:name w:val="List Table 1 Light - Accent 5"/>
-    <w:basedOn w:val="903"/>
+    <w:basedOn w:val="907"/>
     <w:uiPriority w:val="99"/>
     <w:pPr>
       <w:pBdr/>
@@ -29542,9 +29936,9 @@
       </w:tcPr>
     </w:tblStylePr>
   </w:style>
-  <w:style w:type="table" w:styleId="779">
+  <w:style w:type="table" w:styleId="783">
     <w:name w:val="List Table 1 Light - Accent 6"/>
-    <w:basedOn w:val="903"/>
+    <w:basedOn w:val="907"/>
     <w:uiPriority w:val="99"/>
     <w:pPr>
       <w:pBdr/>
@@ -29758,9 +30152,9 @@
       </w:tcPr>
     </w:tblStylePr>
   </w:style>
-  <w:style w:type="table" w:styleId="780">
+  <w:style w:type="table" w:styleId="784">
     <w:name w:val="List Table 2"/>
-    <w:basedOn w:val="903"/>
+    <w:basedOn w:val="907"/>
     <w:uiPriority w:val="99"/>
     <w:pPr>
       <w:pBdr/>
@@ -29996,9 +30390,9 @@
       </w:tcPr>
     </w:tblStylePr>
   </w:style>
-  <w:style w:type="table" w:styleId="781">
+  <w:style w:type="table" w:styleId="785">
     <w:name w:val="List Table 2 - Accent 1"/>
-    <w:basedOn w:val="903"/>
+    <w:basedOn w:val="907"/>
     <w:uiPriority w:val="99"/>
     <w:pPr>
       <w:pBdr/>
@@ -30234,9 +30628,9 @@
       </w:tcPr>
     </w:tblStylePr>
   </w:style>
-  <w:style w:type="table" w:styleId="782">
+  <w:style w:type="table" w:styleId="786">
     <w:name w:val="List Table 2 - Accent 2"/>
-    <w:basedOn w:val="903"/>
+    <w:basedOn w:val="907"/>
     <w:uiPriority w:val="99"/>
     <w:pPr>
       <w:pBdr/>
@@ -30472,9 +30866,9 @@
       </w:tcPr>
     </w:tblStylePr>
   </w:style>
-  <w:style w:type="table" w:styleId="783">
+  <w:style w:type="table" w:styleId="787">
     <w:name w:val="List Table 2 - Accent 3"/>
-    <w:basedOn w:val="903"/>
+    <w:basedOn w:val="907"/>
     <w:uiPriority w:val="99"/>
     <w:pPr>
       <w:pBdr/>
@@ -30710,9 +31104,9 @@
       </w:tcPr>
     </w:tblStylePr>
   </w:style>
-  <w:style w:type="table" w:styleId="784">
+  <w:style w:type="table" w:styleId="788">
     <w:name w:val="List Table 2 - Accent 4"/>
-    <w:basedOn w:val="903"/>
+    <w:basedOn w:val="907"/>
     <w:uiPriority w:val="99"/>
     <w:pPr>
       <w:pBdr/>
@@ -30948,9 +31342,9 @@
       </w:tcPr>
     </w:tblStylePr>
   </w:style>
-  <w:style w:type="table" w:styleId="785">
+  <w:style w:type="table" w:styleId="789">
     <w:name w:val="List Table 2 - Accent 5"/>
-    <w:basedOn w:val="903"/>
+    <w:basedOn w:val="907"/>
     <w:uiPriority w:val="99"/>
     <w:pPr>
       <w:pBdr/>
@@ -31186,9 +31580,9 @@
       </w:tcPr>
     </w:tblStylePr>
   </w:style>
-  <w:style w:type="table" w:styleId="786">
+  <w:style w:type="table" w:styleId="790">
     <w:name w:val="List Table 2 - Accent 6"/>
-    <w:basedOn w:val="903"/>
+    <w:basedOn w:val="907"/>
     <w:uiPriority w:val="99"/>
     <w:pPr>
       <w:pBdr/>
@@ -31424,9 +31818,9 @@
       </w:tcPr>
     </w:tblStylePr>
   </w:style>
-  <w:style w:type="table" w:styleId="787">
+  <w:style w:type="table" w:styleId="791">
     <w:name w:val="List Table 3"/>
-    <w:basedOn w:val="903"/>
+    <w:basedOn w:val="907"/>
     <w:uiPriority w:val="99"/>
     <w:pPr>
       <w:pBdr/>
@@ -31652,9 +32046,9 @@
       </w:tcPr>
     </w:tblStylePr>
   </w:style>
-  <w:style w:type="table" w:styleId="788">
+  <w:style w:type="table" w:styleId="792">
     <w:name w:val="List Table 3 - Accent 1"/>
-    <w:basedOn w:val="903"/>
+    <w:basedOn w:val="907"/>
     <w:uiPriority w:val="99"/>
     <w:pPr>
       <w:pBdr/>
@@ -31880,9 +32274,9 @@
       </w:tcPr>
     </w:tblStylePr>
   </w:style>
-  <w:style w:type="table" w:styleId="789">
+  <w:style w:type="table" w:styleId="793">
     <w:name w:val="List Table 3 - Accent 2"/>
-    <w:basedOn w:val="903"/>
+    <w:basedOn w:val="907"/>
     <w:uiPriority w:val="99"/>
     <w:pPr>
       <w:pBdr/>
@@ -32108,9 +32502,9 @@
       </w:tcPr>
     </w:tblStylePr>
   </w:style>
-  <w:style w:type="table" w:styleId="790">
+  <w:style w:type="table" w:styleId="794">
     <w:name w:val="List Table 3 - Accent 3"/>
-    <w:basedOn w:val="903"/>
+    <w:basedOn w:val="907"/>
     <w:uiPriority w:val="99"/>
     <w:pPr>
       <w:pBdr/>
@@ -32336,9 +32730,9 @@
       </w:tcPr>
     </w:tblStylePr>
   </w:style>
-  <w:style w:type="table" w:styleId="791">
+  <w:style w:type="table" w:styleId="795">
     <w:name w:val="List Table 3 - Accent 4"/>
-    <w:basedOn w:val="903"/>
+    <w:basedOn w:val="907"/>
     <w:uiPriority w:val="99"/>
     <w:pPr>
       <w:pBdr/>
@@ -32564,9 +32958,9 @@
       </w:tcPr>
     </w:tblStylePr>
   </w:style>
-  <w:style w:type="table" w:styleId="792">
+  <w:style w:type="table" w:styleId="796">
     <w:name w:val="List Table 3 - Accent 5"/>
-    <w:basedOn w:val="903"/>
+    <w:basedOn w:val="907"/>
     <w:uiPriority w:val="99"/>
     <w:pPr>
       <w:pBdr/>
@@ -32792,9 +33186,9 @@
       </w:tcPr>
     </w:tblStylePr>
   </w:style>
-  <w:style w:type="table" w:styleId="793">
+  <w:style w:type="table" w:styleId="797">
     <w:name w:val="List Table 3 - Accent 6"/>
-    <w:basedOn w:val="903"/>
+    <w:basedOn w:val="907"/>
     <w:uiPriority w:val="99"/>
     <w:pPr>
       <w:pBdr/>
@@ -33020,9 +33414,9 @@
       </w:tcPr>
     </w:tblStylePr>
   </w:style>
-  <w:style w:type="table" w:styleId="794">
+  <w:style w:type="table" w:styleId="798">
     <w:name w:val="List Table 4"/>
-    <w:basedOn w:val="903"/>
+    <w:basedOn w:val="907"/>
     <w:uiPriority w:val="99"/>
     <w:pPr>
       <w:pBdr/>
@@ -33245,9 +33639,9 @@
       </w:tcPr>
     </w:tblStylePr>
   </w:style>
-  <w:style w:type="table" w:styleId="795">
+  <w:style w:type="table" w:styleId="799">
     <w:name w:val="List Table 4 - Accent 1"/>
-    <w:basedOn w:val="903"/>
+    <w:basedOn w:val="907"/>
     <w:uiPriority w:val="99"/>
     <w:pPr>
       <w:pBdr/>
@@ -33470,9 +33864,9 @@
       </w:tcPr>
     </w:tblStylePr>
   </w:style>
-  <w:style w:type="table" w:styleId="796">
+  <w:style w:type="table" w:styleId="800">
     <w:name w:val="List Table 4 - Accent 2"/>
-    <w:basedOn w:val="903"/>
+    <w:basedOn w:val="907"/>
     <w:uiPriority w:val="99"/>
     <w:pPr>
       <w:pBdr/>
@@ -33695,9 +34089,9 @@
       </w:tcPr>
     </w:tblStylePr>
   </w:style>
-  <w:style w:type="table" w:styleId="797">
+  <w:style w:type="table" w:styleId="801">
     <w:name w:val="List Table 4 - Accent 3"/>
-    <w:basedOn w:val="903"/>
+    <w:basedOn w:val="907"/>
     <w:uiPriority w:val="99"/>
     <w:pPr>
       <w:pBdr/>
@@ -33920,9 +34314,9 @@
       </w:tcPr>
     </w:tblStylePr>
   </w:style>
-  <w:style w:type="table" w:styleId="798">
+  <w:style w:type="table" w:styleId="802">
     <w:name w:val="List Table 4 - Accent 4"/>
-    <w:basedOn w:val="903"/>
+    <w:basedOn w:val="907"/>
     <w:uiPriority w:val="99"/>
     <w:pPr>
       <w:pBdr/>
@@ -34145,9 +34539,9 @@
       </w:tcPr>
     </w:tblStylePr>
   </w:style>
-  <w:style w:type="table" w:styleId="799">
+  <w:style w:type="table" w:styleId="803">
     <w:name w:val="List Table 4 - Accent 5"/>
-    <w:basedOn w:val="903"/>
+    <w:basedOn w:val="907"/>
     <w:uiPriority w:val="99"/>
     <w:pPr>
       <w:pBdr/>
@@ -34370,9 +34764,9 @@
       </w:tcPr>
     </w:tblStylePr>
   </w:style>
-  <w:style w:type="table" w:styleId="800">
+  <w:style w:type="table" w:styleId="804">
     <w:name w:val="List Table 4 - Accent 6"/>
-    <w:basedOn w:val="903"/>
+    <w:basedOn w:val="907"/>
     <w:uiPriority w:val="99"/>
     <w:pPr>
       <w:pBdr/>
@@ -34595,9 +34989,9 @@
       </w:tcPr>
     </w:tblStylePr>
   </w:style>
-  <w:style w:type="table" w:styleId="801">
+  <w:style w:type="table" w:styleId="805">
     <w:name w:val="List Table 5 Dark"/>
-    <w:basedOn w:val="903"/>
+    <w:basedOn w:val="907"/>
     <w:uiPriority w:val="99"/>
     <w:pPr>
       <w:pBdr/>
@@ -34837,9 +35231,9 @@
       </w:tcPr>
     </w:tblStylePr>
   </w:style>
-  <w:style w:type="table" w:styleId="802">
+  <w:style w:type="table" w:styleId="806">
     <w:name w:val="List Table 5 Dark - Accent 1"/>
-    <w:basedOn w:val="903"/>
+    <w:basedOn w:val="907"/>
     <w:uiPriority w:val="99"/>
     <w:pPr>
       <w:pBdr/>
@@ -35079,9 +35473,9 @@
       </w:tcPr>
     </w:tblStylePr>
   </w:style>
-  <w:style w:type="table" w:styleId="803">
+  <w:style w:type="table" w:styleId="807">
     <w:name w:val="List Table 5 Dark - Accent 2"/>
-    <w:basedOn w:val="903"/>
+    <w:basedOn w:val="907"/>
     <w:uiPriority w:val="99"/>
     <w:pPr>
       <w:pBdr/>
@@ -35321,9 +35715,9 @@
       </w:tcPr>
     </w:tblStylePr>
   </w:style>
-  <w:style w:type="table" w:styleId="804">
+  <w:style w:type="table" w:styleId="808">
     <w:name w:val="List Table 5 Dark - Accent 3"/>
-    <w:basedOn w:val="903"/>
+    <w:basedOn w:val="907"/>
     <w:uiPriority w:val="99"/>
     <w:pPr>
       <w:pBdr/>
@@ -35563,9 +35957,9 @@
       </w:tcPr>
     </w:tblStylePr>
   </w:style>
-  <w:style w:type="table" w:styleId="805">
+  <w:style w:type="table" w:styleId="809">
     <w:name w:val="List Table 5 Dark - Accent 4"/>
-    <w:basedOn w:val="903"/>
+    <w:basedOn w:val="907"/>
     <w:uiPriority w:val="99"/>
     <w:pPr>
       <w:pBdr/>
@@ -35805,9 +36199,9 @@
       </w:tcPr>
     </w:tblStylePr>
   </w:style>
-  <w:style w:type="table" w:styleId="806">
+  <w:style w:type="table" w:styleId="810">
     <w:name w:val="List Table 5 Dark - Accent 5"/>
-    <w:basedOn w:val="903"/>
+    <w:basedOn w:val="907"/>
     <w:uiPriority w:val="99"/>
     <w:pPr>
       <w:pBdr/>
@@ -36047,9 +36441,9 @@
       </w:tcPr>
     </w:tblStylePr>
   </w:style>
-  <w:style w:type="table" w:styleId="807">
+  <w:style w:type="table" w:styleId="811">
     <w:name w:val="List Table 5 Dark - Accent 6"/>
-    <w:basedOn w:val="903"/>
+    <w:basedOn w:val="907"/>
     <w:uiPriority w:val="99"/>
     <w:pPr>
       <w:pBdr/>
@@ -36289,9 +36683,9 @@
       </w:tcPr>
     </w:tblStylePr>
   </w:style>
-  <w:style w:type="table" w:styleId="808">
+  <w:style w:type="table" w:styleId="812">
     <w:name w:val="List Table 6 Colorful"/>
-    <w:basedOn w:val="903"/>
+    <w:basedOn w:val="907"/>
     <w:uiPriority w:val="99"/>
     <w:pPr>
       <w:pBdr/>
@@ -36512,9 +36906,9 @@
       </w:tcPr>
     </w:tblStylePr>
   </w:style>
-  <w:style w:type="table" w:styleId="809">
+  <w:style w:type="table" w:styleId="813">
     <w:name w:val="List Table 6 Colorful - Accent 1"/>
-    <w:basedOn w:val="903"/>
+    <w:basedOn w:val="907"/>
     <w:uiPriority w:val="99"/>
     <w:pPr>
       <w:pBdr/>
@@ -36735,9 +37129,9 @@
       </w:tcPr>
     </w:tblStylePr>
   </w:style>
-  <w:style w:type="table" w:styleId="810">
+  <w:style w:type="table" w:styleId="814">
     <w:name w:val="List Table 6 Colorful - Accent 2"/>
-    <w:basedOn w:val="903"/>
+    <w:basedOn w:val="907"/>
     <w:uiPriority w:val="99"/>
     <w:pPr>
       <w:pBdr/>
@@ -36958,9 +37352,9 @@
       </w:tcPr>
     </w:tblStylePr>
   </w:style>
-  <w:style w:type="table" w:styleId="811">
+  <w:style w:type="table" w:styleId="815">
     <w:name w:val="List Table 6 Colorful - Accent 3"/>
-    <w:basedOn w:val="903"/>
+    <w:basedOn w:val="907"/>
     <w:uiPriority w:val="99"/>
     <w:pPr>
       <w:pBdr/>
@@ -37181,9 +37575,9 @@
       </w:tcPr>
     </w:tblStylePr>
   </w:style>
-  <w:style w:type="table" w:styleId="812">
+  <w:style w:type="table" w:styleId="816">
     <w:name w:val="List Table 6 Colorful - Accent 4"/>
-    <w:basedOn w:val="903"/>
+    <w:basedOn w:val="907"/>
     <w:uiPriority w:val="99"/>
     <w:pPr>
       <w:pBdr/>
@@ -37404,9 +37798,9 @@
       </w:tcPr>
     </w:tblStylePr>
   </w:style>
-  <w:style w:type="table" w:styleId="813">
+  <w:style w:type="table" w:styleId="817">
     <w:name w:val="List Table 6 Colorful - Accent 5"/>
-    <w:basedOn w:val="903"/>
+    <w:basedOn w:val="907"/>
     <w:uiPriority w:val="99"/>
     <w:pPr>
       <w:pBdr/>
@@ -37627,9 +38021,9 @@
       </w:tcPr>
     </w:tblStylePr>
   </w:style>
-  <w:style w:type="table" w:styleId="814">
+  <w:style w:type="table" w:styleId="818">
     <w:name w:val="List Table 6 Colorful - Accent 6"/>
-    <w:basedOn w:val="903"/>
+    <w:basedOn w:val="907"/>
     <w:uiPriority w:val="99"/>
     <w:pPr>
       <w:pBdr/>
@@ -37850,9 +38244,9 @@
       </w:tcPr>
     </w:tblStylePr>
   </w:style>
-  <w:style w:type="table" w:styleId="815">
+  <w:style w:type="table" w:styleId="819">
     <w:name w:val="List Table 7 Colorful"/>
-    <w:basedOn w:val="903"/>
+    <w:basedOn w:val="907"/>
     <w:uiPriority w:val="99"/>
     <w:pPr>
       <w:pBdr/>
@@ -38106,9 +38500,9 @@
       </w:tcPr>
     </w:tblStylePr>
   </w:style>
-  <w:style w:type="table" w:styleId="816">
+  <w:style w:type="table" w:styleId="820">
     <w:name w:val="List Table 7 Colorful - Accent 1"/>
-    <w:basedOn w:val="903"/>
+    <w:basedOn w:val="907"/>
     <w:uiPriority w:val="99"/>
     <w:pPr>
       <w:pBdr/>
@@ -38362,9 +38756,9 @@
       </w:tcPr>
     </w:tblStylePr>
   </w:style>
-  <w:style w:type="table" w:styleId="817">
+  <w:style w:type="table" w:styleId="821">
     <w:name w:val="List Table 7 Colorful - Accent 2"/>
-    <w:basedOn w:val="903"/>
+    <w:basedOn w:val="907"/>
     <w:uiPriority w:val="99"/>
     <w:pPr>
       <w:pBdr/>
@@ -38618,9 +39012,9 @@
       </w:tcPr>
     </w:tblStylePr>
   </w:style>
-  <w:style w:type="table" w:styleId="818">
+  <w:style w:type="table" w:styleId="822">
     <w:name w:val="List Table 7 Colorful - Accent 3"/>
-    <w:basedOn w:val="903"/>
+    <w:basedOn w:val="907"/>
     <w:uiPriority w:val="99"/>
     <w:pPr>
       <w:pBdr/>
@@ -38874,9 +39268,9 @@
       </w:tcPr>
     </w:tblStylePr>
   </w:style>
-  <w:style w:type="table" w:styleId="819">
+  <w:style w:type="table" w:styleId="823">
     <w:name w:val="List Table 7 Colorful - Accent 4"/>
-    <w:basedOn w:val="903"/>
+    <w:basedOn w:val="907"/>
     <w:uiPriority w:val="99"/>
     <w:pPr>
       <w:pBdr/>
@@ -39130,9 +39524,9 @@
       </w:tcPr>
     </w:tblStylePr>
   </w:style>
-  <w:style w:type="table" w:styleId="820">
+  <w:style w:type="table" w:styleId="824">
     <w:name w:val="List Table 7 Colorful - Accent 5"/>
-    <w:basedOn w:val="903"/>
+    <w:basedOn w:val="907"/>
     <w:uiPriority w:val="99"/>
     <w:pPr>
       <w:pBdr/>
@@ -39386,9 +39780,9 @@
       </w:tcPr>
     </w:tblStylePr>
   </w:style>
-  <w:style w:type="table" w:styleId="821">
+  <w:style w:type="table" w:styleId="825">
     <w:name w:val="List Table 7 Colorful - Accent 6"/>
-    <w:basedOn w:val="903"/>
+    <w:basedOn w:val="907"/>
     <w:uiPriority w:val="99"/>
     <w:pPr>
       <w:pBdr/>
@@ -39642,9 +40036,9 @@
       </w:tcPr>
     </w:tblStylePr>
   </w:style>
-  <w:style w:type="table" w:styleId="822">
+  <w:style w:type="table" w:styleId="826">
     <w:name w:val="Lined - Accent"/>
-    <w:basedOn w:val="903"/>
+    <w:basedOn w:val="907"/>
     <w:uiPriority w:val="99"/>
     <w:pPr>
       <w:pBdr/>
@@ -39879,9 +40273,9 @@
       </w:tcPr>
     </w:tblStylePr>
   </w:style>
-  <w:style w:type="table" w:styleId="823">
+  <w:style w:type="table" w:styleId="827">
     <w:name w:val="Lined - Accent 1"/>
-    <w:basedOn w:val="903"/>
+    <w:basedOn w:val="907"/>
     <w:uiPriority w:val="99"/>
     <w:pPr>
       <w:pBdr/>
@@ -40116,9 +40510,9 @@
       </w:tcPr>
     </w:tblStylePr>
   </w:style>
-  <w:style w:type="table" w:styleId="824">
+  <w:style w:type="table" w:styleId="828">
     <w:name w:val="Lined - Accent 2"/>
-    <w:basedOn w:val="903"/>
+    <w:basedOn w:val="907"/>
     <w:uiPriority w:val="99"/>
     <w:pPr>
       <w:pBdr/>
@@ -40353,9 +40747,9 @@
       </w:tcPr>
     </w:tblStylePr>
   </w:style>
-  <w:style w:type="table" w:styleId="825">
+  <w:style w:type="table" w:styleId="829">
     <w:name w:val="Lined - Accent 3"/>
-    <w:basedOn w:val="903"/>
+    <w:basedOn w:val="907"/>
     <w:uiPriority w:val="99"/>
     <w:pPr>
       <w:pBdr/>
@@ -40590,9 +40984,9 @@
       </w:tcPr>
     </w:tblStylePr>
   </w:style>
-  <w:style w:type="table" w:styleId="826">
+  <w:style w:type="table" w:styleId="830">
     <w:name w:val="Lined - Accent 4"/>
-    <w:basedOn w:val="903"/>
+    <w:basedOn w:val="907"/>
     <w:uiPriority w:val="99"/>
     <w:pPr>
       <w:pBdr/>
@@ -40827,9 +41221,9 @@
       </w:tcPr>
     </w:tblStylePr>
   </w:style>
-  <w:style w:type="table" w:styleId="827">
+  <w:style w:type="table" w:styleId="831">
     <w:name w:val="Lined - Accent 5"/>
-    <w:basedOn w:val="903"/>
+    <w:basedOn w:val="907"/>
     <w:uiPriority w:val="99"/>
     <w:pPr>
       <w:pBdr/>
@@ -41064,9 +41458,9 @@
       </w:tcPr>
     </w:tblStylePr>
   </w:style>
-  <w:style w:type="table" w:styleId="828">
+  <w:style w:type="table" w:styleId="832">
     <w:name w:val="Lined - Accent 6"/>
-    <w:basedOn w:val="903"/>
+    <w:basedOn w:val="907"/>
     <w:uiPriority w:val="99"/>
     <w:pPr>
       <w:pBdr/>
@@ -41301,9 +41695,9 @@
       </w:tcPr>
     </w:tblStylePr>
   </w:style>
-  <w:style w:type="table" w:styleId="829">
+  <w:style w:type="table" w:styleId="833">
     <w:name w:val="Bordered &amp; Lined - Accent"/>
-    <w:basedOn w:val="903"/>
+    <w:basedOn w:val="907"/>
     <w:uiPriority w:val="99"/>
     <w:pPr>
       <w:pBdr/>
@@ -41545,9 +41939,9 @@
       </w:tcPr>
     </w:tblStylePr>
   </w:style>
-  <w:style w:type="table" w:styleId="830">
+  <w:style w:type="table" w:styleId="834">
     <w:name w:val="Bordered &amp; Lined - Accent 1"/>
-    <w:basedOn w:val="903"/>
+    <w:basedOn w:val="907"/>
     <w:uiPriority w:val="99"/>
     <w:pPr>
       <w:pBdr/>
@@ -41789,9 +42183,9 @@
       </w:tcPr>
     </w:tblStylePr>
   </w:style>
-  <w:style w:type="table" w:styleId="831">
+  <w:style w:type="table" w:styleId="835">
     <w:name w:val="Bordered &amp; Lined - Accent 2"/>
-    <w:basedOn w:val="903"/>
+    <w:basedOn w:val="907"/>
     <w:uiPriority w:val="99"/>
     <w:pPr>
       <w:pBdr/>
@@ -42033,9 +42427,9 @@
       </w:tcPr>
     </w:tblStylePr>
   </w:style>
-  <w:style w:type="table" w:styleId="832">
+  <w:style w:type="table" w:styleId="836">
     <w:name w:val="Bordered &amp; Lined - Accent 3"/>
-    <w:basedOn w:val="903"/>
+    <w:basedOn w:val="907"/>
     <w:uiPriority w:val="99"/>
     <w:pPr>
       <w:pBdr/>
@@ -42277,9 +42671,9 @@
       </w:tcPr>
     </w:tblStylePr>
   </w:style>
-  <w:style w:type="table" w:styleId="833">
+  <w:style w:type="table" w:styleId="837">
     <w:name w:val="Bordered &amp; Lined - Accent 4"/>
-    <w:basedOn w:val="903"/>
+    <w:basedOn w:val="907"/>
     <w:uiPriority w:val="99"/>
     <w:pPr>
       <w:pBdr/>
@@ -42521,9 +42915,9 @@
       </w:tcPr>
     </w:tblStylePr>
   </w:style>
-  <w:style w:type="table" w:styleId="834">
+  <w:style w:type="table" w:styleId="838">
     <w:name w:val="Bordered &amp; Lined - Accent 5"/>
-    <w:basedOn w:val="903"/>
+    <w:basedOn w:val="907"/>
     <w:uiPriority w:val="99"/>
     <w:pPr>
       <w:pBdr/>
@@ -42765,9 +43159,9 @@
       </w:tcPr>
     </w:tblStylePr>
   </w:style>
-  <w:style w:type="table" w:styleId="835">
+  <w:style w:type="table" w:styleId="839">
     <w:name w:val="Bordered &amp; Lined - Accent 6"/>
-    <w:basedOn w:val="903"/>
+    <w:basedOn w:val="907"/>
     <w:uiPriority w:val="99"/>
     <w:pPr>
       <w:pBdr/>
@@ -43009,9 +43403,9 @@
       </w:tcPr>
     </w:tblStylePr>
   </w:style>
-  <w:style w:type="table" w:styleId="836">
+  <w:style w:type="table" w:styleId="840">
     <w:name w:val="Bordered"/>
-    <w:basedOn w:val="903"/>
+    <w:basedOn w:val="907"/>
     <w:uiPriority w:val="99"/>
     <w:pPr>
       <w:pBdr/>
@@ -43240,9 +43634,9 @@
       </w:tcPr>
     </w:tblStylePr>
   </w:style>
-  <w:style w:type="table" w:styleId="837">
+  <w:style w:type="table" w:styleId="841">
     <w:name w:val="Bordered - Accent 1"/>
-    <w:basedOn w:val="903"/>
+    <w:basedOn w:val="907"/>
     <w:uiPriority w:val="99"/>
     <w:pPr>
       <w:pBdr/>
@@ -43471,9 +43865,9 @@
       </w:tcPr>
     </w:tblStylePr>
   </w:style>
-  <w:style w:type="table" w:styleId="838">
+  <w:style w:type="table" w:styleId="842">
     <w:name w:val="Bordered - Accent 2"/>
-    <w:basedOn w:val="903"/>
+    <w:basedOn w:val="907"/>
     <w:uiPriority w:val="99"/>
     <w:pPr>
       <w:pBdr/>
@@ -43702,9 +44096,9 @@
       </w:tcPr>
     </w:tblStylePr>
   </w:style>
-  <w:style w:type="table" w:styleId="839">
+  <w:style w:type="table" w:styleId="843">
     <w:name w:val="Bordered - Accent 3"/>
-    <w:basedOn w:val="903"/>
+    <w:basedOn w:val="907"/>
     <w:uiPriority w:val="99"/>
     <w:pPr>
       <w:pBdr/>
@@ -43933,9 +44327,9 @@
       </w:tcPr>
     </w:tblStylePr>
   </w:style>
-  <w:style w:type="table" w:styleId="840">
+  <w:style w:type="table" w:styleId="844">
     <w:name w:val="Bordered - Accent 4"/>
-    <w:basedOn w:val="903"/>
+    <w:basedOn w:val="907"/>
     <w:uiPriority w:val="99"/>
     <w:pPr>
       <w:pBdr/>
@@ -44164,9 +44558,9 @@
       </w:tcPr>
     </w:tblStylePr>
   </w:style>
-  <w:style w:type="table" w:styleId="841">
+  <w:style w:type="table" w:styleId="845">
     <w:name w:val="Bordered - Accent 5"/>
-    <w:basedOn w:val="903"/>
+    <w:basedOn w:val="907"/>
     <w:uiPriority w:val="99"/>
     <w:pPr>
       <w:pBdr/>
@@ -44395,9 +44789,9 @@
       </w:tcPr>
     </w:tblStylePr>
   </w:style>
-  <w:style w:type="table" w:styleId="842">
+  <w:style w:type="table" w:styleId="846">
     <w:name w:val="Bordered - Accent 6"/>
-    <w:basedOn w:val="903"/>
+    <w:basedOn w:val="907"/>
     <w:uiPriority w:val="99"/>
     <w:pPr>
       <w:pBdr/>
@@ -44626,11 +45020,11 @@
       </w:tcPr>
     </w:tblStylePr>
   </w:style>
-  <w:style w:type="paragraph" w:styleId="843">
+  <w:style w:type="paragraph" w:styleId="847">
     <w:name w:val="Heading 1"/>
-    <w:basedOn w:val="902"/>
-    <w:next w:val="902"/>
-    <w:link w:val="853"/>
+    <w:basedOn w:val="906"/>
+    <w:next w:val="906"/>
+    <w:link w:val="857"/>
     <w:uiPriority w:val="9"/>
     <w:qFormat/>
     <w:pPr>
@@ -44648,11 +45042,11 @@
       <w:szCs w:val="40"/>
     </w:rPr>
   </w:style>
-  <w:style w:type="paragraph" w:styleId="844">
+  <w:style w:type="paragraph" w:styleId="848">
     <w:name w:val="Heading 2"/>
-    <w:basedOn w:val="902"/>
-    <w:next w:val="902"/>
-    <w:link w:val="854"/>
+    <w:basedOn w:val="906"/>
+    <w:next w:val="906"/>
+    <w:link w:val="858"/>
     <w:uiPriority w:val="9"/>
     <w:unhideWhenUsed/>
     <w:qFormat/>
@@ -44671,11 +45065,11 @@
       <w:szCs w:val="32"/>
     </w:rPr>
   </w:style>
-  <w:style w:type="paragraph" w:styleId="845">
+  <w:style w:type="paragraph" w:styleId="849">
     <w:name w:val="Heading 3"/>
-    <w:basedOn w:val="902"/>
-    <w:next w:val="902"/>
-    <w:link w:val="855"/>
+    <w:basedOn w:val="906"/>
+    <w:next w:val="906"/>
+    <w:link w:val="859"/>
     <w:uiPriority w:val="9"/>
     <w:unhideWhenUsed/>
     <w:qFormat/>
@@ -44694,11 +45088,11 @@
       <w:szCs w:val="28"/>
     </w:rPr>
   </w:style>
-  <w:style w:type="paragraph" w:styleId="846">
+  <w:style w:type="paragraph" w:styleId="850">
     <w:name w:val="Heading 4"/>
-    <w:basedOn w:val="902"/>
-    <w:next w:val="902"/>
-    <w:link w:val="856"/>
+    <w:basedOn w:val="906"/>
+    <w:next w:val="906"/>
+    <w:link w:val="860"/>
     <w:uiPriority w:val="9"/>
     <w:unhideWhenUsed/>
     <w:qFormat/>
@@ -44717,11 +45111,11 @@
       <w:color w:val="0f4761" w:themeColor="accent1" w:themeShade="BF"/>
     </w:rPr>
   </w:style>
-  <w:style w:type="paragraph" w:styleId="847">
+  <w:style w:type="paragraph" w:styleId="851">
     <w:name w:val="Heading 5"/>
-    <w:basedOn w:val="902"/>
-    <w:next w:val="902"/>
-    <w:link w:val="857"/>
+    <w:basedOn w:val="906"/>
+    <w:next w:val="906"/>
+    <w:link w:val="861"/>
     <w:uiPriority w:val="9"/>
     <w:unhideWhenUsed/>
     <w:qFormat/>
@@ -44738,11 +45132,11 @@
       <w:color w:val="0f4761" w:themeColor="accent1" w:themeShade="BF"/>
     </w:rPr>
   </w:style>
-  <w:style w:type="paragraph" w:styleId="848">
+  <w:style w:type="paragraph" w:styleId="852">
     <w:name w:val="Heading 6"/>
-    <w:basedOn w:val="902"/>
-    <w:next w:val="902"/>
-    <w:link w:val="858"/>
+    <w:basedOn w:val="906"/>
+    <w:next w:val="906"/>
+    <w:link w:val="862"/>
     <w:uiPriority w:val="9"/>
     <w:unhideWhenUsed/>
     <w:qFormat/>
@@ -44761,11 +45155,11 @@
       <w:color w:val="595959" w:themeColor="text1" w:themeTint="A6"/>
     </w:rPr>
   </w:style>
-  <w:style w:type="paragraph" w:styleId="849">
+  <w:style w:type="paragraph" w:styleId="853">
     <w:name w:val="Heading 7"/>
-    <w:basedOn w:val="902"/>
-    <w:next w:val="902"/>
-    <w:link w:val="859"/>
+    <w:basedOn w:val="906"/>
+    <w:next w:val="906"/>
+    <w:link w:val="863"/>
     <w:uiPriority w:val="9"/>
     <w:unhideWhenUsed/>
     <w:qFormat/>
@@ -44782,11 +45176,11 @@
       <w:color w:val="595959" w:themeColor="text1" w:themeTint="A6"/>
     </w:rPr>
   </w:style>
-  <w:style w:type="paragraph" w:styleId="850">
+  <w:style w:type="paragraph" w:styleId="854">
     <w:name w:val="Heading 8"/>
-    <w:basedOn w:val="902"/>
-    <w:next w:val="902"/>
-    <w:link w:val="860"/>
+    <w:basedOn w:val="906"/>
+    <w:next w:val="906"/>
+    <w:link w:val="864"/>
     <w:uiPriority w:val="9"/>
     <w:unhideWhenUsed/>
     <w:qFormat/>
@@ -44805,11 +45199,11 @@
       <w:color w:val="272727" w:themeColor="text1" w:themeTint="D8"/>
     </w:rPr>
   </w:style>
-  <w:style w:type="paragraph" w:styleId="851">
+  <w:style w:type="paragraph" w:styleId="855">
     <w:name w:val="Heading 9"/>
-    <w:basedOn w:val="902"/>
-    <w:next w:val="902"/>
-    <w:link w:val="861"/>
+    <w:basedOn w:val="906"/>
+    <w:next w:val="906"/>
+    <w:link w:val="865"/>
     <w:uiPriority w:val="9"/>
     <w:unhideWhenUsed/>
     <w:qFormat/>
@@ -44828,7 +45222,7 @@
       <w:color w:val="272727" w:themeColor="text1" w:themeTint="D8"/>
     </w:rPr>
   </w:style>
-  <w:style w:type="character" w:styleId="852" w:default="1">
+  <w:style w:type="character" w:styleId="856" w:default="1">
     <w:name w:val="Default Paragraph Font"/>
     <w:uiPriority w:val="1"/>
     <w:semiHidden/>
@@ -44839,10 +45233,10 @@
       <w:ind/>
     </w:pPr>
   </w:style>
-  <w:style w:type="character" w:styleId="853">
+  <w:style w:type="character" w:styleId="857">
     <w:name w:val="Heading 1 Char"/>
-    <w:basedOn w:val="852"/>
-    <w:link w:val="843"/>
+    <w:basedOn w:val="856"/>
+    <w:link w:val="847"/>
     <w:uiPriority w:val="9"/>
     <w:pPr>
       <w:pBdr/>
@@ -44856,10 +45250,10 @@
       <w:szCs w:val="40"/>
     </w:rPr>
   </w:style>
-  <w:style w:type="character" w:styleId="854">
+  <w:style w:type="character" w:styleId="858">
     <w:name w:val="Heading 2 Char"/>
-    <w:basedOn w:val="852"/>
-    <w:link w:val="844"/>
+    <w:basedOn w:val="856"/>
+    <w:link w:val="848"/>
     <w:uiPriority w:val="9"/>
     <w:pPr>
       <w:pBdr/>
@@ -44873,10 +45267,10 @@
       <w:szCs w:val="32"/>
     </w:rPr>
   </w:style>
-  <w:style w:type="character" w:styleId="855">
+  <w:style w:type="character" w:styleId="859">
     <w:name w:val="Heading 3 Char"/>
-    <w:basedOn w:val="852"/>
-    <w:link w:val="845"/>
+    <w:basedOn w:val="856"/>
+    <w:link w:val="849"/>
     <w:uiPriority w:val="9"/>
     <w:pPr>
       <w:pBdr/>
@@ -44890,10 +45284,10 @@
       <w:szCs w:val="28"/>
     </w:rPr>
   </w:style>
-  <w:style w:type="character" w:styleId="856">
+  <w:style w:type="character" w:styleId="860">
     <w:name w:val="Heading 4 Char"/>
-    <w:basedOn w:val="852"/>
-    <w:link w:val="846"/>
+    <w:basedOn w:val="856"/>
+    <w:link w:val="850"/>
     <w:uiPriority w:val="9"/>
     <w:pPr>
       <w:pBdr/>
@@ -44907,10 +45301,10 @@
       <w:color w:val="0f4761" w:themeColor="accent1" w:themeShade="BF"/>
     </w:rPr>
   </w:style>
-  <w:style w:type="character" w:styleId="857">
+  <w:style w:type="character" w:styleId="861">
     <w:name w:val="Heading 5 Char"/>
-    <w:basedOn w:val="852"/>
-    <w:link w:val="847"/>
+    <w:basedOn w:val="856"/>
+    <w:link w:val="851"/>
     <w:uiPriority w:val="9"/>
     <w:pPr>
       <w:pBdr/>
@@ -44922,10 +45316,10 @@
       <w:color w:val="0f4761" w:themeColor="accent1" w:themeShade="BF"/>
     </w:rPr>
   </w:style>
-  <w:style w:type="character" w:styleId="858">
+  <w:style w:type="character" w:styleId="862">
     <w:name w:val="Heading 6 Char"/>
-    <w:basedOn w:val="852"/>
-    <w:link w:val="848"/>
+    <w:basedOn w:val="856"/>
+    <w:link w:val="852"/>
     <w:uiPriority w:val="9"/>
     <w:pPr>
       <w:pBdr/>
@@ -44939,10 +45333,10 @@
       <w:color w:val="595959" w:themeColor="text1" w:themeTint="A6"/>
     </w:rPr>
   </w:style>
-  <w:style w:type="character" w:styleId="859">
+  <w:style w:type="character" w:styleId="863">
     <w:name w:val="Heading 7 Char"/>
-    <w:basedOn w:val="852"/>
-    <w:link w:val="849"/>
+    <w:basedOn w:val="856"/>
+    <w:link w:val="853"/>
     <w:uiPriority w:val="9"/>
     <w:pPr>
       <w:pBdr/>
@@ -44954,10 +45348,10 @@
       <w:color w:val="595959" w:themeColor="text1" w:themeTint="A6"/>
     </w:rPr>
   </w:style>
-  <w:style w:type="character" w:styleId="860">
+  <w:style w:type="character" w:styleId="864">
     <w:name w:val="Heading 8 Char"/>
-    <w:basedOn w:val="852"/>
-    <w:link w:val="850"/>
+    <w:basedOn w:val="856"/>
+    <w:link w:val="854"/>
     <w:uiPriority w:val="9"/>
     <w:pPr>
       <w:pBdr/>
@@ -44971,10 +45365,10 @@
       <w:color w:val="272727" w:themeColor="text1" w:themeTint="D8"/>
     </w:rPr>
   </w:style>
-  <w:style w:type="character" w:styleId="861">
+  <w:style w:type="character" w:styleId="865">
     <w:name w:val="Heading 9 Char"/>
-    <w:basedOn w:val="852"/>
-    <w:link w:val="851"/>
+    <w:basedOn w:val="856"/>
+    <w:link w:val="855"/>
     <w:uiPriority w:val="9"/>
     <w:pPr>
       <w:pBdr/>
@@ -44988,11 +45382,11 @@
       <w:color w:val="272727" w:themeColor="text1" w:themeTint="D8"/>
     </w:rPr>
   </w:style>
-  <w:style w:type="paragraph" w:styleId="862">
+  <w:style w:type="paragraph" w:styleId="866">
     <w:name w:val="Title"/>
-    <w:basedOn w:val="902"/>
-    <w:next w:val="902"/>
-    <w:link w:val="863"/>
+    <w:basedOn w:val="906"/>
+    <w:next w:val="906"/>
+    <w:link w:val="867"/>
     <w:uiPriority w:val="10"/>
     <w:qFormat/>
     <w:pPr>
@@ -45008,10 +45402,10 @@
       <w:szCs w:val="56"/>
     </w:rPr>
   </w:style>
-  <w:style w:type="character" w:styleId="863">
+  <w:style w:type="character" w:styleId="867">
     <w:name w:val="Title Char"/>
-    <w:basedOn w:val="852"/>
-    <w:link w:val="862"/>
+    <w:basedOn w:val="856"/>
+    <w:link w:val="866"/>
     <w:uiPriority w:val="10"/>
     <w:pPr>
       <w:pBdr/>
@@ -45025,11 +45419,11 @@
       <w:szCs w:val="56"/>
     </w:rPr>
   </w:style>
-  <w:style w:type="paragraph" w:styleId="864">
+  <w:style w:type="paragraph" w:styleId="868">
     <w:name w:val="Subtitle"/>
-    <w:basedOn w:val="902"/>
-    <w:next w:val="902"/>
-    <w:link w:val="865"/>
+    <w:basedOn w:val="906"/>
+    <w:next w:val="906"/>
+    <w:link w:val="869"/>
     <w:uiPriority w:val="11"/>
     <w:qFormat/>
     <w:pPr>
@@ -45047,10 +45441,10 @@
       <w:szCs w:val="28"/>
     </w:rPr>
   </w:style>
-  <w:style w:type="character" w:styleId="865">
+  <w:style w:type="character" w:styleId="869">
     <w:name w:val="Subtitle Char"/>
-    <w:basedOn w:val="852"/>
-    <w:link w:val="864"/>
+    <w:basedOn w:val="856"/>
+    <w:link w:val="868"/>
     <w:uiPriority w:val="11"/>
     <w:pPr>
       <w:pBdr/>
@@ -45064,11 +45458,11 @@
       <w:szCs w:val="28"/>
     </w:rPr>
   </w:style>
-  <w:style w:type="paragraph" w:styleId="866">
+  <w:style w:type="paragraph" w:styleId="870">
     <w:name w:val="Quote"/>
-    <w:basedOn w:val="902"/>
-    <w:next w:val="902"/>
-    <w:link w:val="867"/>
+    <w:basedOn w:val="906"/>
+    <w:next w:val="906"/>
+    <w:link w:val="871"/>
     <w:uiPriority w:val="29"/>
     <w:qFormat/>
     <w:pPr>
@@ -45083,10 +45477,10 @@
       <w:color w:val="404040" w:themeColor="text1" w:themeTint="BF"/>
     </w:rPr>
   </w:style>
-  <w:style w:type="character" w:styleId="867">
+  <w:style w:type="character" w:styleId="871">
     <w:name w:val="Quote Char"/>
-    <w:basedOn w:val="852"/>
-    <w:link w:val="866"/>
+    <w:basedOn w:val="856"/>
+    <w:link w:val="870"/>
     <w:uiPriority w:val="29"/>
     <w:pPr>
       <w:pBdr/>
@@ -45099,9 +45493,9 @@
       <w:color w:val="404040" w:themeColor="text1" w:themeTint="BF"/>
     </w:rPr>
   </w:style>
-  <w:style w:type="character" w:styleId="868">
+  <w:style w:type="character" w:styleId="872">
     <w:name w:val="Intense Emphasis"/>
-    <w:basedOn w:val="852"/>
+    <w:basedOn w:val="856"/>
     <w:uiPriority w:val="21"/>
     <w:qFormat/>
     <w:pPr>
@@ -45115,11 +45509,11 @@
       <w:color w:val="0f4761" w:themeColor="accent1" w:themeShade="BF"/>
     </w:rPr>
   </w:style>
-  <w:style w:type="paragraph" w:styleId="869">
+  <w:style w:type="paragraph" w:styleId="873">
     <w:name w:val="Intense Quote"/>
-    <w:basedOn w:val="902"/>
-    <w:next w:val="902"/>
-    <w:link w:val="870"/>
+    <w:basedOn w:val="906"/>
+    <w:next w:val="906"/>
+    <w:link w:val="874"/>
     <w:uiPriority w:val="30"/>
     <w:qFormat/>
     <w:pPr>
@@ -45137,10 +45531,10 @@
       <w:color w:val="0f4761" w:themeColor="accent1" w:themeShade="BF"/>
     </w:rPr>
   </w:style>
-  <w:style w:type="character" w:styleId="870">
+  <w:style w:type="character" w:styleId="874">
     <w:name w:val="Intense Quote Char"/>
-    <w:basedOn w:val="852"/>
-    <w:link w:val="869"/>
+    <w:basedOn w:val="856"/>
+    <w:link w:val="873"/>
     <w:uiPriority w:val="30"/>
     <w:pPr>
       <w:pBdr/>
@@ -45153,9 +45547,9 @@
       <w:color w:val="0f4761" w:themeColor="accent1" w:themeShade="BF"/>
     </w:rPr>
   </w:style>
-  <w:style w:type="character" w:styleId="871">
+  <w:style w:type="character" w:styleId="875">
     <w:name w:val="Intense Reference"/>
-    <w:basedOn w:val="852"/>
+    <w:basedOn w:val="856"/>
     <w:uiPriority w:val="32"/>
     <w:qFormat/>
     <w:pPr>
@@ -45171,9 +45565,9 @@
       <w:spacing w:val="5"/>
     </w:rPr>
   </w:style>
-  <w:style w:type="character" w:styleId="872">
+  <w:style w:type="character" w:styleId="876">
     <w:name w:val="Subtle Emphasis"/>
-    <w:basedOn w:val="852"/>
+    <w:basedOn w:val="856"/>
     <w:uiPriority w:val="19"/>
     <w:qFormat/>
     <w:pPr>
@@ -45187,9 +45581,9 @@
       <w:color w:val="404040" w:themeColor="text1" w:themeTint="BF"/>
     </w:rPr>
   </w:style>
-  <w:style w:type="character" w:styleId="873">
+  <w:style w:type="character" w:styleId="877">
     <w:name w:val="Emphasis"/>
-    <w:basedOn w:val="852"/>
+    <w:basedOn w:val="856"/>
     <w:uiPriority w:val="20"/>
     <w:qFormat/>
     <w:pPr>
@@ -45202,9 +45596,9 @@
       <w:iCs/>
     </w:rPr>
   </w:style>
-  <w:style w:type="character" w:styleId="874">
+  <w:style w:type="character" w:styleId="878">
     <w:name w:val="Strong"/>
-    <w:basedOn w:val="852"/>
+    <w:basedOn w:val="856"/>
     <w:uiPriority w:val="22"/>
     <w:qFormat/>
     <w:pPr>
@@ -45217,9 +45611,9 @@
       <w:bCs/>
     </w:rPr>
   </w:style>
-  <w:style w:type="character" w:styleId="875">
+  <w:style w:type="character" w:styleId="879">
     <w:name w:val="Subtle Reference"/>
-    <w:basedOn w:val="852"/>
+    <w:basedOn w:val="856"/>
     <w:uiPriority w:val="31"/>
     <w:qFormat/>
     <w:pPr>
@@ -45232,9 +45626,9 @@
       <w:color w:val="5a5a5a" w:themeColor="text1" w:themeTint="A5"/>
     </w:rPr>
   </w:style>
-  <w:style w:type="character" w:styleId="876">
+  <w:style w:type="character" w:styleId="880">
     <w:name w:val="Book Title"/>
-    <w:basedOn w:val="852"/>
+    <w:basedOn w:val="856"/>
     <w:uiPriority w:val="33"/>
     <w:qFormat/>
     <w:pPr>
@@ -45250,10 +45644,10 @@
       <w:spacing w:val="5"/>
     </w:rPr>
   </w:style>
-  <w:style w:type="paragraph" w:styleId="877">
+  <w:style w:type="paragraph" w:styleId="881">
     <w:name w:val="Header"/>
-    <w:basedOn w:val="902"/>
-    <w:link w:val="878"/>
+    <w:basedOn w:val="906"/>
+    <w:link w:val="882"/>
     <w:uiPriority w:val="99"/>
     <w:unhideWhenUsed/>
     <w:pPr>
@@ -45266,10 +45660,10 @@
       <w:ind/>
     </w:pPr>
   </w:style>
-  <w:style w:type="character" w:styleId="878">
+  <w:style w:type="character" w:styleId="882">
     <w:name w:val="Header Char"/>
-    <w:basedOn w:val="852"/>
-    <w:link w:val="877"/>
+    <w:basedOn w:val="856"/>
+    <w:link w:val="881"/>
     <w:uiPriority w:val="99"/>
     <w:pPr>
       <w:pBdr/>
@@ -45277,10 +45671,10 @@
       <w:ind/>
     </w:pPr>
   </w:style>
-  <w:style w:type="paragraph" w:styleId="879">
+  <w:style w:type="paragraph" w:styleId="883">
     <w:name w:val="Footer"/>
-    <w:basedOn w:val="902"/>
-    <w:link w:val="880"/>
+    <w:basedOn w:val="906"/>
+    <w:link w:val="884"/>
     <w:uiPriority w:val="99"/>
     <w:unhideWhenUsed/>
     <w:pPr>
@@ -45293,10 +45687,10 @@
       <w:ind/>
     </w:pPr>
   </w:style>
-  <w:style w:type="character" w:styleId="880">
+  <w:style w:type="character" w:styleId="884">
     <w:name w:val="Footer Char"/>
-    <w:basedOn w:val="852"/>
-    <w:link w:val="879"/>
+    <w:basedOn w:val="856"/>
+    <w:link w:val="883"/>
     <w:uiPriority w:val="99"/>
     <w:pPr>
       <w:pBdr/>
@@ -45304,10 +45698,10 @@
       <w:ind/>
     </w:pPr>
   </w:style>
-  <w:style w:type="paragraph" w:styleId="881">
+  <w:style w:type="paragraph" w:styleId="885">
     <w:name w:val="Caption"/>
-    <w:basedOn w:val="902"/>
-    <w:next w:val="902"/>
+    <w:basedOn w:val="906"/>
+    <w:next w:val="906"/>
     <w:uiPriority w:val="35"/>
     <w:unhideWhenUsed/>
     <w:qFormat/>
@@ -45324,10 +45718,10 @@
       <w:szCs w:val="18"/>
     </w:rPr>
   </w:style>
-  <w:style w:type="paragraph" w:styleId="882">
+  <w:style w:type="paragraph" w:styleId="886">
     <w:name w:val="footnote text"/>
-    <w:basedOn w:val="902"/>
-    <w:link w:val="883"/>
+    <w:basedOn w:val="906"/>
+    <w:link w:val="887"/>
     <w:uiPriority w:val="99"/>
     <w:semiHidden/>
     <w:unhideWhenUsed/>
@@ -45341,10 +45735,10 @@
       <w:szCs w:val="20"/>
     </w:rPr>
   </w:style>
-  <w:style w:type="character" w:styleId="883">
+  <w:style w:type="character" w:styleId="887">
     <w:name w:val="Footnote Text Char"/>
-    <w:basedOn w:val="852"/>
-    <w:link w:val="882"/>
+    <w:basedOn w:val="856"/>
+    <w:link w:val="886"/>
     <w:uiPriority w:val="99"/>
     <w:semiHidden/>
     <w:pPr>
@@ -45357,9 +45751,9 @@
       <w:szCs w:val="20"/>
     </w:rPr>
   </w:style>
-  <w:style w:type="character" w:styleId="884">
+  <w:style w:type="character" w:styleId="888">
     <w:name w:val="footnote reference"/>
-    <w:basedOn w:val="852"/>
+    <w:basedOn w:val="856"/>
     <w:uiPriority w:val="99"/>
     <w:semiHidden/>
     <w:unhideWhenUsed/>
@@ -45372,10 +45766,10 @@
       <w:vertAlign w:val="superscript"/>
     </w:rPr>
   </w:style>
-  <w:style w:type="paragraph" w:styleId="885">
+  <w:style w:type="paragraph" w:styleId="889">
     <w:name w:val="endnote text"/>
-    <w:basedOn w:val="902"/>
-    <w:link w:val="886"/>
+    <w:basedOn w:val="906"/>
+    <w:link w:val="890"/>
     <w:uiPriority w:val="99"/>
     <w:semiHidden/>
     <w:unhideWhenUsed/>
@@ -45389,10 +45783,10 @@
       <w:szCs w:val="20"/>
     </w:rPr>
   </w:style>
-  <w:style w:type="character" w:styleId="886">
+  <w:style w:type="character" w:styleId="890">
     <w:name w:val="Endnote Text Char"/>
-    <w:basedOn w:val="852"/>
-    <w:link w:val="885"/>
+    <w:basedOn w:val="856"/>
+    <w:link w:val="889"/>
     <w:uiPriority w:val="99"/>
     <w:semiHidden/>
     <w:pPr>
@@ -45405,9 +45799,9 @@
       <w:szCs w:val="20"/>
     </w:rPr>
   </w:style>
-  <w:style w:type="character" w:styleId="887">
+  <w:style w:type="character" w:styleId="891">
     <w:name w:val="endnote reference"/>
-    <w:basedOn w:val="852"/>
+    <w:basedOn w:val="856"/>
     <w:uiPriority w:val="99"/>
     <w:semiHidden/>
     <w:unhideWhenUsed/>
@@ -45420,9 +45814,9 @@
       <w:vertAlign w:val="superscript"/>
     </w:rPr>
   </w:style>
-  <w:style w:type="character" w:styleId="888">
+  <w:style w:type="character" w:styleId="892">
     <w:name w:val="Hyperlink"/>
-    <w:basedOn w:val="852"/>
+    <w:basedOn w:val="856"/>
     <w:uiPriority w:val="99"/>
     <w:unhideWhenUsed/>
     <w:pPr>
@@ -45435,9 +45829,9 @@
       <w:u w:val="single"/>
     </w:rPr>
   </w:style>
-  <w:style w:type="character" w:styleId="889">
+  <w:style w:type="character" w:styleId="893">
     <w:name w:val="FollowedHyperlink"/>
-    <w:basedOn w:val="852"/>
+    <w:basedOn w:val="856"/>
     <w:uiPriority w:val="99"/>
     <w:semiHidden/>
     <w:unhideWhenUsed/>
@@ -45451,10 +45845,10 @@
       <w:u w:val="single"/>
     </w:rPr>
   </w:style>
-  <w:style w:type="paragraph" w:styleId="890">
+  <w:style w:type="paragraph" w:styleId="894">
     <w:name w:val="toc 1"/>
-    <w:basedOn w:val="902"/>
-    <w:next w:val="902"/>
+    <w:basedOn w:val="906"/>
+    <w:next w:val="906"/>
     <w:uiPriority w:val="39"/>
     <w:unhideWhenUsed/>
     <w:pPr>
@@ -45463,10 +45857,10 @@
       <w:ind/>
     </w:pPr>
   </w:style>
-  <w:style w:type="paragraph" w:styleId="891">
+  <w:style w:type="paragraph" w:styleId="895">
     <w:name w:val="toc 2"/>
-    <w:basedOn w:val="902"/>
-    <w:next w:val="902"/>
+    <w:basedOn w:val="906"/>
+    <w:next w:val="906"/>
     <w:uiPriority w:val="39"/>
     <w:unhideWhenUsed/>
     <w:pPr>
@@ -45475,10 +45869,10 @@
       <w:ind w:left="220"/>
     </w:pPr>
   </w:style>
-  <w:style w:type="paragraph" w:styleId="892">
+  <w:style w:type="paragraph" w:styleId="896">
     <w:name w:val="toc 3"/>
-    <w:basedOn w:val="902"/>
-    <w:next w:val="902"/>
+    <w:basedOn w:val="906"/>
+    <w:next w:val="906"/>
     <w:uiPriority w:val="39"/>
     <w:unhideWhenUsed/>
     <w:pPr>
@@ -45487,10 +45881,10 @@
       <w:ind w:left="440"/>
     </w:pPr>
   </w:style>
-  <w:style w:type="paragraph" w:styleId="893">
+  <w:style w:type="paragraph" w:styleId="897">
     <w:name w:val="toc 4"/>
-    <w:basedOn w:val="902"/>
-    <w:next w:val="902"/>
+    <w:basedOn w:val="906"/>
+    <w:next w:val="906"/>
     <w:uiPriority w:val="39"/>
     <w:unhideWhenUsed/>
     <w:pPr>
@@ -45499,10 +45893,10 @@
       <w:ind w:left="660"/>
     </w:pPr>
   </w:style>
-  <w:style w:type="paragraph" w:styleId="894">
+  <w:style w:type="paragraph" w:styleId="898">
     <w:name w:val="toc 5"/>
-    <w:basedOn w:val="902"/>
-    <w:next w:val="902"/>
+    <w:basedOn w:val="906"/>
+    <w:next w:val="906"/>
     <w:uiPriority w:val="39"/>
     <w:unhideWhenUsed/>
     <w:pPr>
@@ -45511,10 +45905,10 @@
       <w:ind w:left="880"/>
     </w:pPr>
   </w:style>
-  <w:style w:type="paragraph" w:styleId="895">
+  <w:style w:type="paragraph" w:styleId="899">
     <w:name w:val="toc 6"/>
-    <w:basedOn w:val="902"/>
-    <w:next w:val="902"/>
+    <w:basedOn w:val="906"/>
+    <w:next w:val="906"/>
     <w:uiPriority w:val="39"/>
     <w:unhideWhenUsed/>
     <w:pPr>
@@ -45523,10 +45917,10 @@
       <w:ind w:left="1100"/>
     </w:pPr>
   </w:style>
-  <w:style w:type="paragraph" w:styleId="896">
+  <w:style w:type="paragraph" w:styleId="900">
     <w:name w:val="toc 7"/>
-    <w:basedOn w:val="902"/>
-    <w:next w:val="902"/>
+    <w:basedOn w:val="906"/>
+    <w:next w:val="906"/>
     <w:uiPriority w:val="39"/>
     <w:unhideWhenUsed/>
     <w:pPr>
@@ -45535,10 +45929,10 @@
       <w:ind w:left="1320"/>
     </w:pPr>
   </w:style>
-  <w:style w:type="paragraph" w:styleId="897">
+  <w:style w:type="paragraph" w:styleId="901">
     <w:name w:val="toc 8"/>
-    <w:basedOn w:val="902"/>
-    <w:next w:val="902"/>
+    <w:basedOn w:val="906"/>
+    <w:next w:val="906"/>
     <w:uiPriority w:val="39"/>
     <w:unhideWhenUsed/>
     <w:pPr>
@@ -45547,10 +45941,10 @@
       <w:ind w:left="1540"/>
     </w:pPr>
   </w:style>
-  <w:style w:type="paragraph" w:styleId="898">
+  <w:style w:type="paragraph" w:styleId="902">
     <w:name w:val="toc 9"/>
-    <w:basedOn w:val="902"/>
-    <w:next w:val="902"/>
+    <w:basedOn w:val="906"/>
+    <w:next w:val="906"/>
     <w:uiPriority w:val="39"/>
     <w:unhideWhenUsed/>
     <w:pPr>
@@ -45559,9 +45953,9 @@
       <w:ind w:left="1760"/>
     </w:pPr>
   </w:style>
-  <w:style w:type="character" w:styleId="899">
+  <w:style w:type="character" w:styleId="903">
     <w:name w:val="Placeholder Text"/>
-    <w:basedOn w:val="852"/>
+    <w:basedOn w:val="856"/>
     <w:uiPriority w:val="99"/>
     <w:semiHidden/>
     <w:pPr>
@@ -45573,7 +45967,7 @@
       <w:color w:val="666666"/>
     </w:rPr>
   </w:style>
-  <w:style w:type="paragraph" w:styleId="900">
+  <w:style w:type="paragraph" w:styleId="904">
     <w:name w:val="TOC Heading"/>
     <w:uiPriority w:val="39"/>
     <w:unhideWhenUsed/>
@@ -45583,10 +45977,10 @@
       <w:ind/>
     </w:pPr>
   </w:style>
-  <w:style w:type="paragraph" w:styleId="901">
+  <w:style w:type="paragraph" w:styleId="905">
     <w:name w:val="table of figures"/>
-    <w:basedOn w:val="902"/>
-    <w:next w:val="902"/>
+    <w:basedOn w:val="906"/>
+    <w:next w:val="906"/>
     <w:uiPriority w:val="99"/>
     <w:unhideWhenUsed/>
     <w:pPr>
@@ -45595,7 +45989,7 @@
       <w:ind/>
     </w:pPr>
   </w:style>
-  <w:style w:type="paragraph" w:styleId="902" w:default="1">
+  <w:style w:type="paragraph" w:styleId="906" w:default="1">
     <w:name w:val="Normal"/>
     <w:qFormat/>
     <w:pPr>
@@ -45604,7 +45998,7 @@
       <w:ind/>
     </w:pPr>
   </w:style>
-  <w:style w:type="table" w:styleId="903" w:default="1">
+  <w:style w:type="table" w:styleId="907" w:default="1">
     <w:name w:val="Normal Table"/>
     <w:uiPriority w:val="99"/>
     <w:semiHidden/>
@@ -45797,7 +46191,7 @@
       </w:tcPr>
     </w:tblStylePr>
   </w:style>
-  <w:style w:type="numbering" w:styleId="904" w:default="1">
+  <w:style w:type="numbering" w:styleId="908" w:default="1">
     <w:name w:val="No List"/>
     <w:uiPriority w:val="99"/>
     <w:semiHidden/>
@@ -45808,9 +46202,9 @@
       <w:ind/>
     </w:pPr>
   </w:style>
-  <w:style w:type="paragraph" w:styleId="905">
+  <w:style w:type="paragraph" w:styleId="909">
     <w:name w:val="No Spacing"/>
-    <w:basedOn w:val="902"/>
+    <w:basedOn w:val="906"/>
     <w:uiPriority w:val="1"/>
     <w:qFormat/>
     <w:pPr>
@@ -45819,9 +46213,9 @@
       <w:ind/>
     </w:pPr>
   </w:style>
-  <w:style w:type="paragraph" w:styleId="906">
+  <w:style w:type="paragraph" w:styleId="910">
     <w:name w:val="List Paragraph"/>
-    <w:basedOn w:val="902"/>
+    <w:basedOn w:val="906"/>
     <w:uiPriority w:val="34"/>
     <w:qFormat/>
     <w:pPr>
